--- a/Assignment1_ICT201_CLO1.docx
+++ b/Assignment1_ICT201_CLO1.docx
@@ -108,7 +108,7 @@
     </w:p>
     <w:tbl>
       <w:tblPr>
-        <w:tblW w:w="9350" w:type="dxa"/>
+        <w:tblW w:w="5000" w:type="pct"/>
         <w:tblBorders>
           <w:top w:val="single" w:sz="4" w:space="0" w:color="auto"/>
           <w:left w:val="single" w:sz="4" w:space="0" w:color="auto"/>
@@ -124,21 +124,15 @@
         <w:tblLook w:val="04A0" w:firstRow="1" w:lastRow="0" w:firstColumn="1" w:lastColumn="0" w:noHBand="0" w:noVBand="1"/>
       </w:tblPr>
       <w:tblGrid>
-        <w:gridCol w:w="2338"/>
-        <w:gridCol w:w="2338"/>
-        <w:gridCol w:w="2337"/>
-        <w:gridCol w:w="2337"/>
+        <w:gridCol w:w="2607"/>
+        <w:gridCol w:w="2607"/>
+        <w:gridCol w:w="2608"/>
+        <w:gridCol w:w="2608"/>
       </w:tblGrid>
       <w:tr>
-        <w:tblPrEx>
-          <w:tblCellMar>
-            <w:top w:w="0" w:type="dxa"/>
-            <w:bottom w:w="0" w:type="dxa"/>
-          </w:tblCellMar>
-        </w:tblPrEx>
-        <w:tc>
-          <w:tcPr>
-            <w:tcW w:w="2338" w:type="dxa"/>
+        <w:tc>
+          <w:tcPr>
+            <w:tcW w:w="1250" w:type="pct"/>
             <w:tcBorders>
               <w:top w:val="single" w:sz="4" w:space="0" w:color="1A2E4A"/>
               <w:left w:val="single" w:sz="4" w:space="0" w:color="1A2E4A"/>
@@ -170,7 +164,7 @@
         </w:tc>
         <w:tc>
           <w:tcPr>
-            <w:tcW w:w="2338" w:type="dxa"/>
+            <w:tcW w:w="1250" w:type="pct"/>
             <w:tcBorders>
               <w:top w:val="single" w:sz="4" w:space="0" w:color="CCCCCC"/>
               <w:left w:val="single" w:sz="4" w:space="0" w:color="CCCCCC"/>
@@ -198,7 +192,7 @@
         </w:tc>
         <w:tc>
           <w:tcPr>
-            <w:tcW w:w="2337" w:type="dxa"/>
+            <w:tcW w:w="1250" w:type="pct"/>
             <w:tcBorders>
               <w:top w:val="single" w:sz="4" w:space="0" w:color="1A2E4A"/>
               <w:left w:val="single" w:sz="4" w:space="0" w:color="1A2E4A"/>
@@ -230,7 +224,7 @@
         </w:tc>
         <w:tc>
           <w:tcPr>
-            <w:tcW w:w="2337" w:type="dxa"/>
+            <w:tcW w:w="1250" w:type="pct"/>
             <w:tcBorders>
               <w:top w:val="single" w:sz="4" w:space="0" w:color="CCCCCC"/>
               <w:left w:val="single" w:sz="4" w:space="0" w:color="CCCCCC"/>
@@ -258,15 +252,9 @@
         </w:tc>
       </w:tr>
       <w:tr>
-        <w:tblPrEx>
-          <w:tblCellMar>
-            <w:top w:w="0" w:type="dxa"/>
-            <w:bottom w:w="0" w:type="dxa"/>
-          </w:tblCellMar>
-        </w:tblPrEx>
-        <w:tc>
-          <w:tcPr>
-            <w:tcW w:w="2338" w:type="dxa"/>
+        <w:tc>
+          <w:tcPr>
+            <w:tcW w:w="1250" w:type="pct"/>
             <w:tcBorders>
               <w:top w:val="single" w:sz="4" w:space="0" w:color="1A2E4A"/>
               <w:left w:val="single" w:sz="4" w:space="0" w:color="1A2E4A"/>
@@ -298,7 +286,7 @@
         </w:tc>
         <w:tc>
           <w:tcPr>
-            <w:tcW w:w="2338" w:type="dxa"/>
+            <w:tcW w:w="1250" w:type="pct"/>
             <w:tcBorders>
               <w:top w:val="single" w:sz="4" w:space="0" w:color="CCCCCC"/>
               <w:left w:val="single" w:sz="4" w:space="0" w:color="CCCCCC"/>
@@ -326,7 +314,7 @@
         </w:tc>
         <w:tc>
           <w:tcPr>
-            <w:tcW w:w="2337" w:type="dxa"/>
+            <w:tcW w:w="1250" w:type="pct"/>
             <w:tcBorders>
               <w:top w:val="single" w:sz="4" w:space="0" w:color="1A2E4A"/>
               <w:left w:val="single" w:sz="4" w:space="0" w:color="1A2E4A"/>
@@ -358,7 +346,7 @@
         </w:tc>
         <w:tc>
           <w:tcPr>
-            <w:tcW w:w="2337" w:type="dxa"/>
+            <w:tcW w:w="1250" w:type="pct"/>
             <w:tcBorders>
               <w:top w:val="single" w:sz="4" w:space="0" w:color="CCCCCC"/>
               <w:left w:val="single" w:sz="4" w:space="0" w:color="CCCCCC"/>
@@ -386,15 +374,9 @@
         </w:tc>
       </w:tr>
       <w:tr>
-        <w:tblPrEx>
-          <w:tblCellMar>
-            <w:top w:w="0" w:type="dxa"/>
-            <w:bottom w:w="0" w:type="dxa"/>
-          </w:tblCellMar>
-        </w:tblPrEx>
-        <w:tc>
-          <w:tcPr>
-            <w:tcW w:w="2338" w:type="dxa"/>
+        <w:tc>
+          <w:tcPr>
+            <w:tcW w:w="1250" w:type="pct"/>
             <w:tcBorders>
               <w:top w:val="single" w:sz="4" w:space="0" w:color="1A2E4A"/>
               <w:left w:val="single" w:sz="4" w:space="0" w:color="1A2E4A"/>
@@ -426,7 +408,7 @@
         </w:tc>
         <w:tc>
           <w:tcPr>
-            <w:tcW w:w="2338" w:type="dxa"/>
+            <w:tcW w:w="1250" w:type="pct"/>
             <w:tcBorders>
               <w:top w:val="single" w:sz="4" w:space="0" w:color="CCCCCC"/>
               <w:left w:val="single" w:sz="4" w:space="0" w:color="CCCCCC"/>
@@ -454,7 +436,7 @@
         </w:tc>
         <w:tc>
           <w:tcPr>
-            <w:tcW w:w="2337" w:type="dxa"/>
+            <w:tcW w:w="1250" w:type="pct"/>
             <w:tcBorders>
               <w:top w:val="single" w:sz="4" w:space="0" w:color="1A2E4A"/>
               <w:left w:val="single" w:sz="4" w:space="0" w:color="1A2E4A"/>
@@ -486,7 +468,7 @@
         </w:tc>
         <w:tc>
           <w:tcPr>
-            <w:tcW w:w="2337" w:type="dxa"/>
+            <w:tcW w:w="1250" w:type="pct"/>
             <w:tcBorders>
               <w:top w:val="single" w:sz="4" w:space="0" w:color="CCCCCC"/>
               <w:left w:val="single" w:sz="4" w:space="0" w:color="CCCCCC"/>
@@ -514,15 +496,9 @@
         </w:tc>
       </w:tr>
       <w:tr>
-        <w:tblPrEx>
-          <w:tblCellMar>
-            <w:top w:w="0" w:type="dxa"/>
-            <w:bottom w:w="0" w:type="dxa"/>
-          </w:tblCellMar>
-        </w:tblPrEx>
-        <w:tc>
-          <w:tcPr>
-            <w:tcW w:w="2338" w:type="dxa"/>
+        <w:tc>
+          <w:tcPr>
+            <w:tcW w:w="1250" w:type="pct"/>
             <w:tcBorders>
               <w:top w:val="single" w:sz="4" w:space="0" w:color="1A2E4A"/>
               <w:left w:val="single" w:sz="4" w:space="0" w:color="1A2E4A"/>
@@ -554,7 +530,7 @@
         </w:tc>
         <w:tc>
           <w:tcPr>
-            <w:tcW w:w="2338" w:type="dxa"/>
+            <w:tcW w:w="1250" w:type="pct"/>
             <w:tcBorders>
               <w:top w:val="single" w:sz="4" w:space="0" w:color="CCCCCC"/>
               <w:left w:val="single" w:sz="4" w:space="0" w:color="CCCCCC"/>
@@ -578,13 +554,33 @@
                 <w:sz w:val="19"/>
                 <w:szCs w:val="19"/>
               </w:rPr>
-              <w:t>20 September 2026</w:t>
-            </w:r>
-          </w:p>
-        </w:tc>
-        <w:tc>
-          <w:tcPr>
-            <w:tcW w:w="2337" w:type="dxa"/>
+              <w:t>2</w:t>
+            </w:r>
+            <w:r>
+              <w:rPr>
+                <w:b/>
+                <w:bCs/>
+                <w:color w:val="C0392B"/>
+                <w:sz w:val="19"/>
+                <w:szCs w:val="19"/>
+              </w:rPr>
+              <w:t>1</w:t>
+            </w:r>
+            <w:r>
+              <w:rPr>
+                <w:b/>
+                <w:bCs/>
+                <w:color w:val="C0392B"/>
+                <w:sz w:val="19"/>
+                <w:szCs w:val="19"/>
+              </w:rPr>
+              <w:t xml:space="preserve"> September 2026</w:t>
+            </w:r>
+          </w:p>
+        </w:tc>
+        <w:tc>
+          <w:tcPr>
+            <w:tcW w:w="1250" w:type="pct"/>
             <w:tcBorders>
               <w:top w:val="single" w:sz="4" w:space="0" w:color="1A2E4A"/>
               <w:left w:val="single" w:sz="4" w:space="0" w:color="1A2E4A"/>
@@ -616,7 +612,7 @@
         </w:tc>
         <w:tc>
           <w:tcPr>
-            <w:tcW w:w="2337" w:type="dxa"/>
+            <w:tcW w:w="1250" w:type="pct"/>
             <w:tcBorders>
               <w:top w:val="single" w:sz="4" w:space="0" w:color="CCCCCC"/>
               <w:left w:val="single" w:sz="4" w:space="0" w:color="CCCCCC"/>
@@ -666,7 +662,7 @@
     </w:p>
     <w:tbl>
       <w:tblPr>
-        <w:tblW w:w="9350" w:type="dxa"/>
+        <w:tblW w:w="5000" w:type="pct"/>
         <w:tblBorders>
           <w:top w:val="single" w:sz="4" w:space="0" w:color="auto"/>
           <w:left w:val="single" w:sz="4" w:space="0" w:color="auto"/>
@@ -682,19 +678,13 @@
         <w:tblLook w:val="04A0" w:firstRow="1" w:lastRow="0" w:firstColumn="1" w:lastColumn="0" w:noHBand="0" w:noVBand="1"/>
       </w:tblPr>
       <w:tblGrid>
-        <w:gridCol w:w="1200"/>
-        <w:gridCol w:w="8150"/>
+        <w:gridCol w:w="1339"/>
+        <w:gridCol w:w="9091"/>
       </w:tblGrid>
       <w:tr>
-        <w:tblPrEx>
-          <w:tblCellMar>
-            <w:top w:w="0" w:type="dxa"/>
-            <w:bottom w:w="0" w:type="dxa"/>
-          </w:tblCellMar>
-        </w:tblPrEx>
-        <w:tc>
-          <w:tcPr>
-            <w:tcW w:w="1200" w:type="dxa"/>
+        <w:tc>
+          <w:tcPr>
+            <w:tcW w:w="642" w:type="pct"/>
             <w:tcBorders>
               <w:top w:val="single" w:sz="4" w:space="0" w:color="1A2E4A"/>
               <w:left w:val="single" w:sz="4" w:space="0" w:color="1A2E4A"/>
@@ -726,7 +716,7 @@
         </w:tc>
         <w:tc>
           <w:tcPr>
-            <w:tcW w:w="8150" w:type="dxa"/>
+            <w:tcW w:w="4358" w:type="pct"/>
             <w:tcBorders>
               <w:top w:val="single" w:sz="4" w:space="0" w:color="1A2E4A"/>
               <w:left w:val="single" w:sz="4" w:space="0" w:color="1A2E4A"/>
@@ -758,15 +748,9 @@
         </w:tc>
       </w:tr>
       <w:tr>
-        <w:tblPrEx>
-          <w:tblCellMar>
-            <w:top w:w="0" w:type="dxa"/>
-            <w:bottom w:w="0" w:type="dxa"/>
-          </w:tblCellMar>
-        </w:tblPrEx>
-        <w:tc>
-          <w:tcPr>
-            <w:tcW w:w="1200" w:type="dxa"/>
+        <w:tc>
+          <w:tcPr>
+            <w:tcW w:w="642" w:type="pct"/>
             <w:tcBorders>
               <w:top w:val="single" w:sz="4" w:space="0" w:color="CCCCCC"/>
               <w:left w:val="single" w:sz="4" w:space="0" w:color="CCCCCC"/>
@@ -799,7 +783,7 @@
         </w:tc>
         <w:tc>
           <w:tcPr>
-            <w:tcW w:w="8150" w:type="dxa"/>
+            <w:tcW w:w="4358" w:type="pct"/>
             <w:tcBorders>
               <w:top w:val="single" w:sz="4" w:space="0" w:color="CCCCCC"/>
               <w:left w:val="single" w:sz="4" w:space="0" w:color="CCCCCC"/>
@@ -943,7 +927,7 @@
     <w:p/>
     <w:tbl>
       <w:tblPr>
-        <w:tblW w:w="9350" w:type="dxa"/>
+        <w:tblW w:w="5000" w:type="pct"/>
         <w:tblBorders>
           <w:top w:val="single" w:sz="4" w:space="0" w:color="auto"/>
           <w:left w:val="single" w:sz="4" w:space="0" w:color="auto"/>
@@ -959,20 +943,14 @@
         <w:tblLook w:val="04A0" w:firstRow="1" w:lastRow="0" w:firstColumn="1" w:lastColumn="0" w:noHBand="0" w:noVBand="1"/>
       </w:tblPr>
       <w:tblGrid>
-        <w:gridCol w:w="6350"/>
-        <w:gridCol w:w="1500"/>
-        <w:gridCol w:w="1500"/>
+        <w:gridCol w:w="7084"/>
+        <w:gridCol w:w="1673"/>
+        <w:gridCol w:w="1673"/>
       </w:tblGrid>
       <w:tr>
-        <w:tblPrEx>
-          <w:tblCellMar>
-            <w:top w:w="0" w:type="dxa"/>
-            <w:bottom w:w="0" w:type="dxa"/>
-          </w:tblCellMar>
-        </w:tblPrEx>
-        <w:tc>
-          <w:tcPr>
-            <w:tcW w:w="6350" w:type="dxa"/>
+        <w:tc>
+          <w:tcPr>
+            <w:tcW w:w="3396" w:type="pct"/>
             <w:tcBorders>
               <w:top w:val="single" w:sz="4" w:space="0" w:color="0E7C7B"/>
               <w:left w:val="single" w:sz="4" w:space="0" w:color="0E7C7B"/>
@@ -1003,7 +981,7 @@
         </w:tc>
         <w:tc>
           <w:tcPr>
-            <w:tcW w:w="1500" w:type="dxa"/>
+            <w:tcW w:w="802" w:type="pct"/>
             <w:tcBorders>
               <w:top w:val="single" w:sz="4" w:space="0" w:color="1A2E4A"/>
               <w:left w:val="single" w:sz="4" w:space="0" w:color="1A2E4A"/>
@@ -1037,7 +1015,7 @@
         </w:tc>
         <w:tc>
           <w:tcPr>
-            <w:tcW w:w="1500" w:type="dxa"/>
+            <w:tcW w:w="802" w:type="pct"/>
             <w:tcBorders>
               <w:top w:val="single" w:sz="4" w:space="0" w:color="B8860B"/>
               <w:left w:val="single" w:sz="4" w:space="0" w:color="B8860B"/>
@@ -1100,21 +1078,7 @@
         <w:rPr>
           <w:color w:val="0D1B2A"/>
         </w:rPr>
-        <w:t xml:space="preserve">In 2-3 sentences, explain what ICT means and why understanding its components matters </w:t>
-      </w:r>
-      <w:proofErr w:type="gramStart"/>
-      <w:r>
-        <w:rPr>
-          <w:color w:val="0D1B2A"/>
-        </w:rPr>
-        <w:t>in today's society</w:t>
-      </w:r>
-      <w:proofErr w:type="gramEnd"/>
-      <w:r>
-        <w:rPr>
-          <w:color w:val="0D1B2A"/>
-        </w:rPr>
-        <w:t>.</w:t>
+        <w:t>In 2-3 sentences, explain what ICT means and why understanding its components matters in today's society.</w:t>
       </w:r>
     </w:p>
     <w:p>
@@ -1167,7 +1131,7 @@
     </w:p>
     <w:tbl>
       <w:tblPr>
-        <w:tblW w:w="9350" w:type="dxa"/>
+        <w:tblW w:w="5000" w:type="pct"/>
         <w:tblBorders>
           <w:top w:val="single" w:sz="4" w:space="0" w:color="auto"/>
           <w:left w:val="single" w:sz="4" w:space="0" w:color="auto"/>
@@ -1183,18 +1147,12 @@
         <w:tblLook w:val="04A0" w:firstRow="1" w:lastRow="0" w:firstColumn="1" w:lastColumn="0" w:noHBand="0" w:noVBand="1"/>
       </w:tblPr>
       <w:tblGrid>
-        <w:gridCol w:w="9350"/>
+        <w:gridCol w:w="10430"/>
       </w:tblGrid>
       <w:tr>
-        <w:tblPrEx>
-          <w:tblCellMar>
-            <w:top w:w="0" w:type="dxa"/>
-            <w:bottom w:w="0" w:type="dxa"/>
-          </w:tblCellMar>
-        </w:tblPrEx>
-        <w:tc>
-          <w:tcPr>
-            <w:tcW w:w="9350" w:type="dxa"/>
+        <w:tc>
+          <w:tcPr>
+            <w:tcW w:w="5000" w:type="pct"/>
             <w:tcBorders>
               <w:top w:val="single" w:sz="4" w:space="0" w:color="D9E3ED"/>
               <w:left w:val="single" w:sz="4" w:space="0" w:color="D9E3ED"/>
@@ -1236,7 +1194,7 @@
     <w:p/>
     <w:tbl>
       <w:tblPr>
-        <w:tblW w:w="9350" w:type="dxa"/>
+        <w:tblW w:w="5000" w:type="pct"/>
         <w:tblBorders>
           <w:top w:val="single" w:sz="4" w:space="0" w:color="auto"/>
           <w:left w:val="single" w:sz="4" w:space="0" w:color="auto"/>
@@ -1252,20 +1210,14 @@
         <w:tblLook w:val="04A0" w:firstRow="1" w:lastRow="0" w:firstColumn="1" w:lastColumn="0" w:noHBand="0" w:noVBand="1"/>
       </w:tblPr>
       <w:tblGrid>
-        <w:gridCol w:w="6350"/>
-        <w:gridCol w:w="1500"/>
-        <w:gridCol w:w="1500"/>
+        <w:gridCol w:w="7084"/>
+        <w:gridCol w:w="1673"/>
+        <w:gridCol w:w="1673"/>
       </w:tblGrid>
       <w:tr>
-        <w:tblPrEx>
-          <w:tblCellMar>
-            <w:top w:w="0" w:type="dxa"/>
-            <w:bottom w:w="0" w:type="dxa"/>
-          </w:tblCellMar>
-        </w:tblPrEx>
-        <w:tc>
-          <w:tcPr>
-            <w:tcW w:w="6350" w:type="dxa"/>
+        <w:tc>
+          <w:tcPr>
+            <w:tcW w:w="3396" w:type="pct"/>
             <w:tcBorders>
               <w:top w:val="single" w:sz="4" w:space="0" w:color="0E7C7B"/>
               <w:left w:val="single" w:sz="4" w:space="0" w:color="0E7C7B"/>
@@ -1290,13 +1242,14 @@
                 <w:sz w:val="22"/>
                 <w:szCs w:val="22"/>
               </w:rPr>
+              <w:lastRenderedPageBreak/>
               <w:t>Q2. Sector Mapping — Pakistan vs Global</w:t>
             </w:r>
           </w:p>
         </w:tc>
         <w:tc>
           <w:tcPr>
-            <w:tcW w:w="1500" w:type="dxa"/>
+            <w:tcW w:w="802" w:type="pct"/>
             <w:tcBorders>
               <w:top w:val="single" w:sz="4" w:space="0" w:color="1A2E4A"/>
               <w:left w:val="single" w:sz="4" w:space="0" w:color="1A2E4A"/>
@@ -1330,7 +1283,7 @@
         </w:tc>
         <w:tc>
           <w:tcPr>
-            <w:tcW w:w="1500" w:type="dxa"/>
+            <w:tcW w:w="802" w:type="pct"/>
             <w:tcBorders>
               <w:top w:val="single" w:sz="4" w:space="0" w:color="B8860B"/>
               <w:left w:val="single" w:sz="4" w:space="0" w:color="B8860B"/>
@@ -1475,7 +1428,7 @@
     </w:p>
     <w:tbl>
       <w:tblPr>
-        <w:tblW w:w="9350" w:type="dxa"/>
+        <w:tblW w:w="5000" w:type="pct"/>
         <w:tblBorders>
           <w:top w:val="single" w:sz="4" w:space="0" w:color="auto"/>
           <w:left w:val="single" w:sz="4" w:space="0" w:color="auto"/>
@@ -1491,18 +1444,12 @@
         <w:tblLook w:val="04A0" w:firstRow="1" w:lastRow="0" w:firstColumn="1" w:lastColumn="0" w:noHBand="0" w:noVBand="1"/>
       </w:tblPr>
       <w:tblGrid>
-        <w:gridCol w:w="9350"/>
+        <w:gridCol w:w="10430"/>
       </w:tblGrid>
       <w:tr>
-        <w:tblPrEx>
-          <w:tblCellMar>
-            <w:top w:w="0" w:type="dxa"/>
-            <w:bottom w:w="0" w:type="dxa"/>
-          </w:tblCellMar>
-        </w:tblPrEx>
-        <w:tc>
-          <w:tcPr>
-            <w:tcW w:w="9350" w:type="dxa"/>
+        <w:tc>
+          <w:tcPr>
+            <w:tcW w:w="5000" w:type="pct"/>
             <w:tcBorders>
               <w:top w:val="single" w:sz="4" w:space="0" w:color="D9E3ED"/>
               <w:left w:val="single" w:sz="4" w:space="0" w:color="D9E3ED"/>
@@ -1543,7 +1490,7 @@
     <w:p/>
     <w:tbl>
       <w:tblPr>
-        <w:tblW w:w="9350" w:type="dxa"/>
+        <w:tblW w:w="5000" w:type="pct"/>
         <w:tblBorders>
           <w:top w:val="single" w:sz="4" w:space="0" w:color="auto"/>
           <w:left w:val="single" w:sz="4" w:space="0" w:color="auto"/>
@@ -1559,20 +1506,14 @@
         <w:tblLook w:val="04A0" w:firstRow="1" w:lastRow="0" w:firstColumn="1" w:lastColumn="0" w:noHBand="0" w:noVBand="1"/>
       </w:tblPr>
       <w:tblGrid>
-        <w:gridCol w:w="6350"/>
-        <w:gridCol w:w="1500"/>
-        <w:gridCol w:w="1500"/>
+        <w:gridCol w:w="7084"/>
+        <w:gridCol w:w="1673"/>
+        <w:gridCol w:w="1673"/>
       </w:tblGrid>
       <w:tr>
-        <w:tblPrEx>
-          <w:tblCellMar>
-            <w:top w:w="0" w:type="dxa"/>
-            <w:bottom w:w="0" w:type="dxa"/>
-          </w:tblCellMar>
-        </w:tblPrEx>
-        <w:tc>
-          <w:tcPr>
-            <w:tcW w:w="6350" w:type="dxa"/>
+        <w:tc>
+          <w:tcPr>
+            <w:tcW w:w="3396" w:type="pct"/>
             <w:tcBorders>
               <w:top w:val="single" w:sz="4" w:space="0" w:color="0E7C7B"/>
               <w:left w:val="single" w:sz="4" w:space="0" w:color="0E7C7B"/>
@@ -1603,7 +1544,7 @@
         </w:tc>
         <w:tc>
           <w:tcPr>
-            <w:tcW w:w="1500" w:type="dxa"/>
+            <w:tcW w:w="802" w:type="pct"/>
             <w:tcBorders>
               <w:top w:val="single" w:sz="4" w:space="0" w:color="1A2E4A"/>
               <w:left w:val="single" w:sz="4" w:space="0" w:color="1A2E4A"/>
@@ -1637,7 +1578,7 @@
         </w:tc>
         <w:tc>
           <w:tcPr>
-            <w:tcW w:w="1500" w:type="dxa"/>
+            <w:tcW w:w="802" w:type="pct"/>
             <w:tcBorders>
               <w:top w:val="single" w:sz="4" w:space="0" w:color="B8860B"/>
               <w:left w:val="single" w:sz="4" w:space="0" w:color="B8860B"/>
@@ -1700,21 +1641,7 @@
         <w:rPr>
           <w:color w:val="0D1B2A"/>
         </w:rPr>
-        <w:t>site:</w:t>
-      </w:r>
-      <w:proofErr w:type="gramStart"/>
-      <w:r>
-        <w:rPr>
-          <w:color w:val="0D1B2A"/>
-        </w:rPr>
-        <w:t xml:space="preserve">   (</w:t>
-      </w:r>
-      <w:proofErr w:type="gramEnd"/>
-      <w:r>
-        <w:rPr>
-          <w:color w:val="0D1B2A"/>
-        </w:rPr>
-        <w:t>restrict results to one website)</w:t>
+        <w:t>site:   (restrict results to one website)</w:t>
       </w:r>
     </w:p>
     <w:p>
@@ -1730,21 +1657,7 @@
         <w:rPr>
           <w:color w:val="0D1B2A"/>
         </w:rPr>
-        <w:t>filetype:</w:t>
-      </w:r>
-      <w:proofErr w:type="gramStart"/>
-      <w:r>
-        <w:rPr>
-          <w:color w:val="0D1B2A"/>
-        </w:rPr>
-        <w:t xml:space="preserve">   (</w:t>
-      </w:r>
-      <w:proofErr w:type="gramEnd"/>
-      <w:r>
-        <w:rPr>
-          <w:color w:val="0D1B2A"/>
-        </w:rPr>
-        <w:t>restrict results to one file format, e.g. PDF)</w:t>
+        <w:t>filetype:   (restrict results to one file format, e.g. PDF)</w:t>
       </w:r>
     </w:p>
     <w:p>
@@ -1760,35 +1673,7 @@
         <w:rPr>
           <w:color w:val="0D1B2A"/>
         </w:rPr>
-        <w:t>"</w:t>
-      </w:r>
-      <w:proofErr w:type="gramStart"/>
-      <w:r>
-        <w:rPr>
-          <w:color w:val="0D1B2A"/>
-        </w:rPr>
-        <w:t>exact</w:t>
-      </w:r>
-      <w:proofErr w:type="gramEnd"/>
-      <w:r>
-        <w:rPr>
-          <w:color w:val="0D1B2A"/>
-        </w:rPr>
-        <w:t xml:space="preserve"> phrase"</w:t>
-      </w:r>
-      <w:proofErr w:type="gramStart"/>
-      <w:r>
-        <w:rPr>
-          <w:color w:val="0D1B2A"/>
-        </w:rPr>
-        <w:t xml:space="preserve">   (</w:t>
-      </w:r>
-      <w:proofErr w:type="gramEnd"/>
-      <w:r>
-        <w:rPr>
-          <w:color w:val="0D1B2A"/>
-        </w:rPr>
-        <w:t>match an exact sequence of words)</w:t>
+        <w:t>"exact phrase"   (match an exact sequence of words)</w:t>
       </w:r>
     </w:p>
     <w:p>
@@ -1804,21 +1689,7 @@
         <w:rPr>
           <w:color w:val="0D1B2A"/>
         </w:rPr>
-        <w:t>-exclude</w:t>
-      </w:r>
-      <w:proofErr w:type="gramStart"/>
-      <w:r>
-        <w:rPr>
-          <w:color w:val="0D1B2A"/>
-        </w:rPr>
-        <w:t xml:space="preserve">   (</w:t>
-      </w:r>
-      <w:proofErr w:type="gramEnd"/>
-      <w:r>
-        <w:rPr>
-          <w:color w:val="0D1B2A"/>
-        </w:rPr>
-        <w:t>exclude a specific word from results)</w:t>
+        <w:t>-exclude   (exclude a specific word from results)</w:t>
       </w:r>
     </w:p>
     <w:p>
@@ -1892,7 +1763,7 @@
     </w:p>
     <w:tbl>
       <w:tblPr>
-        <w:tblW w:w="9350" w:type="dxa"/>
+        <w:tblW w:w="5000" w:type="pct"/>
         <w:tblBorders>
           <w:top w:val="single" w:sz="4" w:space="0" w:color="auto"/>
           <w:left w:val="single" w:sz="4" w:space="0" w:color="auto"/>
@@ -1908,18 +1779,12 @@
         <w:tblLook w:val="04A0" w:firstRow="1" w:lastRow="0" w:firstColumn="1" w:lastColumn="0" w:noHBand="0" w:noVBand="1"/>
       </w:tblPr>
       <w:tblGrid>
-        <w:gridCol w:w="9350"/>
+        <w:gridCol w:w="10430"/>
       </w:tblGrid>
       <w:tr>
-        <w:tblPrEx>
-          <w:tblCellMar>
-            <w:top w:w="0" w:type="dxa"/>
-            <w:bottom w:w="0" w:type="dxa"/>
-          </w:tblCellMar>
-        </w:tblPrEx>
-        <w:tc>
-          <w:tcPr>
-            <w:tcW w:w="9350" w:type="dxa"/>
+        <w:tc>
+          <w:tcPr>
+            <w:tcW w:w="5000" w:type="pct"/>
             <w:tcBorders>
               <w:top w:val="single" w:sz="4" w:space="0" w:color="D9E3ED"/>
               <w:left w:val="single" w:sz="4" w:space="0" w:color="D9E3ED"/>
@@ -1964,7 +1829,7 @@
     </w:p>
     <w:tbl>
       <w:tblPr>
-        <w:tblW w:w="9350" w:type="dxa"/>
+        <w:tblW w:w="5000" w:type="pct"/>
         <w:tblBorders>
           <w:top w:val="single" w:sz="4" w:space="0" w:color="auto"/>
           <w:left w:val="single" w:sz="4" w:space="0" w:color="auto"/>
@@ -1980,20 +1845,14 @@
         <w:tblLook w:val="04A0" w:firstRow="1" w:lastRow="0" w:firstColumn="1" w:lastColumn="0" w:noHBand="0" w:noVBand="1"/>
       </w:tblPr>
       <w:tblGrid>
-        <w:gridCol w:w="6350"/>
-        <w:gridCol w:w="1500"/>
-        <w:gridCol w:w="1500"/>
+        <w:gridCol w:w="7084"/>
+        <w:gridCol w:w="1673"/>
+        <w:gridCol w:w="1673"/>
       </w:tblGrid>
       <w:tr>
-        <w:tblPrEx>
-          <w:tblCellMar>
-            <w:top w:w="0" w:type="dxa"/>
-            <w:bottom w:w="0" w:type="dxa"/>
-          </w:tblCellMar>
-        </w:tblPrEx>
-        <w:tc>
-          <w:tcPr>
-            <w:tcW w:w="6350" w:type="dxa"/>
+        <w:tc>
+          <w:tcPr>
+            <w:tcW w:w="3396" w:type="pct"/>
             <w:tcBorders>
               <w:top w:val="single" w:sz="4" w:space="0" w:color="0E7C7B"/>
               <w:left w:val="single" w:sz="4" w:space="0" w:color="0E7C7B"/>
@@ -2025,7 +1884,7 @@
         </w:tc>
         <w:tc>
           <w:tcPr>
-            <w:tcW w:w="1500" w:type="dxa"/>
+            <w:tcW w:w="802" w:type="pct"/>
             <w:tcBorders>
               <w:top w:val="single" w:sz="4" w:space="0" w:color="1A2E4A"/>
               <w:left w:val="single" w:sz="4" w:space="0" w:color="1A2E4A"/>
@@ -2059,7 +1918,7 @@
         </w:tc>
         <w:tc>
           <w:tcPr>
-            <w:tcW w:w="1500" w:type="dxa"/>
+            <w:tcW w:w="802" w:type="pct"/>
             <w:tcBorders>
               <w:top w:val="single" w:sz="4" w:space="0" w:color="B8860B"/>
               <w:left w:val="single" w:sz="4" w:space="0" w:color="B8860B"/>
@@ -2106,21 +1965,7 @@
         <w:rPr>
           <w:color w:val="0D1B2A"/>
         </w:rPr>
-        <w:t xml:space="preserve">Write a 2-page report on your chosen topic (see topic list below) using Microsoft Word, following </w:t>
-      </w:r>
-      <w:proofErr w:type="gramStart"/>
-      <w:r>
-        <w:rPr>
-          <w:color w:val="0D1B2A"/>
-        </w:rPr>
-        <w:t>ALL of</w:t>
-      </w:r>
-      <w:proofErr w:type="gramEnd"/>
-      <w:r>
-        <w:rPr>
-          <w:color w:val="0D1B2A"/>
-        </w:rPr>
-        <w:t xml:space="preserve"> the requirements below:</w:t>
+        <w:t>Write a 2-page report on your chosen topic (see topic list below) using Microsoft Word, following ALL of the requirements below:</w:t>
       </w:r>
     </w:p>
     <w:p>
@@ -2148,7 +1993,7 @@
     </w:p>
     <w:tbl>
       <w:tblPr>
-        <w:tblW w:w="9350" w:type="dxa"/>
+        <w:tblW w:w="5000" w:type="pct"/>
         <w:tblBorders>
           <w:top w:val="single" w:sz="4" w:space="0" w:color="auto"/>
           <w:left w:val="single" w:sz="4" w:space="0" w:color="auto"/>
@@ -2164,19 +2009,13 @@
         <w:tblLook w:val="04A0" w:firstRow="1" w:lastRow="0" w:firstColumn="1" w:lastColumn="0" w:noHBand="0" w:noVBand="1"/>
       </w:tblPr>
       <w:tblGrid>
-        <w:gridCol w:w="500"/>
-        <w:gridCol w:w="8850"/>
+        <w:gridCol w:w="557"/>
+        <w:gridCol w:w="9873"/>
       </w:tblGrid>
       <w:tr>
-        <w:tblPrEx>
-          <w:tblCellMar>
-            <w:top w:w="0" w:type="dxa"/>
-            <w:bottom w:w="0" w:type="dxa"/>
-          </w:tblCellMar>
-        </w:tblPrEx>
-        <w:tc>
-          <w:tcPr>
-            <w:tcW w:w="500" w:type="dxa"/>
+        <w:tc>
+          <w:tcPr>
+            <w:tcW w:w="267" w:type="pct"/>
             <w:tcBorders>
               <w:top w:val="single" w:sz="4" w:space="0" w:color="1A2E4A"/>
               <w:left w:val="single" w:sz="4" w:space="0" w:color="1A2E4A"/>
@@ -2208,7 +2047,7 @@
         </w:tc>
         <w:tc>
           <w:tcPr>
-            <w:tcW w:w="8850" w:type="dxa"/>
+            <w:tcW w:w="4733" w:type="pct"/>
             <w:tcBorders>
               <w:top w:val="single" w:sz="4" w:space="0" w:color="1A2E4A"/>
               <w:left w:val="single" w:sz="4" w:space="0" w:color="1A2E4A"/>
@@ -2240,15 +2079,9 @@
         </w:tc>
       </w:tr>
       <w:tr>
-        <w:tblPrEx>
-          <w:tblCellMar>
-            <w:top w:w="0" w:type="dxa"/>
-            <w:bottom w:w="0" w:type="dxa"/>
-          </w:tblCellMar>
-        </w:tblPrEx>
-        <w:tc>
-          <w:tcPr>
-            <w:tcW w:w="500" w:type="dxa"/>
+        <w:tc>
+          <w:tcPr>
+            <w:tcW w:w="267" w:type="pct"/>
             <w:tcBorders>
               <w:top w:val="single" w:sz="4" w:space="0" w:color="CCCCCC"/>
               <w:left w:val="single" w:sz="4" w:space="0" w:color="CCCCCC"/>
@@ -2279,7 +2112,7 @@
         </w:tc>
         <w:tc>
           <w:tcPr>
-            <w:tcW w:w="8850" w:type="dxa"/>
+            <w:tcW w:w="4733" w:type="pct"/>
             <w:tcBorders>
               <w:top w:val="single" w:sz="4" w:space="0" w:color="CCCCCC"/>
               <w:left w:val="single" w:sz="4" w:space="0" w:color="CCCCCC"/>
@@ -2307,15 +2140,9 @@
         </w:tc>
       </w:tr>
       <w:tr>
-        <w:tblPrEx>
-          <w:tblCellMar>
-            <w:top w:w="0" w:type="dxa"/>
-            <w:bottom w:w="0" w:type="dxa"/>
-          </w:tblCellMar>
-        </w:tblPrEx>
-        <w:tc>
-          <w:tcPr>
-            <w:tcW w:w="500" w:type="dxa"/>
+        <w:tc>
+          <w:tcPr>
+            <w:tcW w:w="267" w:type="pct"/>
             <w:tcBorders>
               <w:top w:val="single" w:sz="4" w:space="0" w:color="CCCCCC"/>
               <w:left w:val="single" w:sz="4" w:space="0" w:color="CCCCCC"/>
@@ -2346,7 +2173,7 @@
         </w:tc>
         <w:tc>
           <w:tcPr>
-            <w:tcW w:w="8850" w:type="dxa"/>
+            <w:tcW w:w="4733" w:type="pct"/>
             <w:tcBorders>
               <w:top w:val="single" w:sz="4" w:space="0" w:color="CCCCCC"/>
               <w:left w:val="single" w:sz="4" w:space="0" w:color="CCCCCC"/>
@@ -2374,15 +2201,9 @@
         </w:tc>
       </w:tr>
       <w:tr>
-        <w:tblPrEx>
-          <w:tblCellMar>
-            <w:top w:w="0" w:type="dxa"/>
-            <w:bottom w:w="0" w:type="dxa"/>
-          </w:tblCellMar>
-        </w:tblPrEx>
-        <w:tc>
-          <w:tcPr>
-            <w:tcW w:w="500" w:type="dxa"/>
+        <w:tc>
+          <w:tcPr>
+            <w:tcW w:w="267" w:type="pct"/>
             <w:tcBorders>
               <w:top w:val="single" w:sz="4" w:space="0" w:color="CCCCCC"/>
               <w:left w:val="single" w:sz="4" w:space="0" w:color="CCCCCC"/>
@@ -2413,7 +2234,7 @@
         </w:tc>
         <w:tc>
           <w:tcPr>
-            <w:tcW w:w="8850" w:type="dxa"/>
+            <w:tcW w:w="4733" w:type="pct"/>
             <w:tcBorders>
               <w:top w:val="single" w:sz="4" w:space="0" w:color="CCCCCC"/>
               <w:left w:val="single" w:sz="4" w:space="0" w:color="CCCCCC"/>
@@ -2441,15 +2262,9 @@
         </w:tc>
       </w:tr>
       <w:tr>
-        <w:tblPrEx>
-          <w:tblCellMar>
-            <w:top w:w="0" w:type="dxa"/>
-            <w:bottom w:w="0" w:type="dxa"/>
-          </w:tblCellMar>
-        </w:tblPrEx>
-        <w:tc>
-          <w:tcPr>
-            <w:tcW w:w="500" w:type="dxa"/>
+        <w:tc>
+          <w:tcPr>
+            <w:tcW w:w="267" w:type="pct"/>
             <w:tcBorders>
               <w:top w:val="single" w:sz="4" w:space="0" w:color="CCCCCC"/>
               <w:left w:val="single" w:sz="4" w:space="0" w:color="CCCCCC"/>
@@ -2480,61 +2295,37 @@
         </w:tc>
         <w:tc>
           <w:tcPr>
-            <w:tcW w:w="8850" w:type="dxa"/>
-            <w:tcBorders>
-              <w:top w:val="single" w:sz="4" w:space="0" w:color="CCCCCC"/>
-              <w:left w:val="single" w:sz="4" w:space="0" w:color="CCCCCC"/>
-              <w:bottom w:val="single" w:sz="4" w:space="0" w:color="CCCCCC"/>
-              <w:right w:val="single" w:sz="4" w:space="0" w:color="CCCCCC"/>
-            </w:tcBorders>
-            <w:tcMar>
-              <w:top w:w="100" w:type="dxa"/>
-              <w:left w:w="120" w:type="dxa"/>
-              <w:bottom w:w="100" w:type="dxa"/>
-              <w:right w:w="120" w:type="dxa"/>
-            </w:tcMar>
-            <w:vAlign w:val="center"/>
-          </w:tcPr>
-          <w:p>
-            <w:r>
-              <w:rPr>
-                <w:color w:val="202124"/>
-                <w:sz w:val="19"/>
-                <w:szCs w:val="19"/>
-              </w:rPr>
-              <w:t xml:space="preserve">Font: Times New Roman or Calibri, 12pt, </w:t>
-            </w:r>
-            <w:proofErr w:type="gramStart"/>
-            <w:r>
-              <w:rPr>
-                <w:color w:val="202124"/>
-                <w:sz w:val="19"/>
-                <w:szCs w:val="19"/>
-              </w:rPr>
-              <w:t>1.15 line</w:t>
-            </w:r>
-            <w:proofErr w:type="gramEnd"/>
-            <w:r>
-              <w:rPr>
-                <w:color w:val="202124"/>
-                <w:sz w:val="19"/>
-                <w:szCs w:val="19"/>
-              </w:rPr>
-              <w:t xml:space="preserve"> spacing, justified text</w:t>
+            <w:tcW w:w="4733" w:type="pct"/>
+            <w:tcBorders>
+              <w:top w:val="single" w:sz="4" w:space="0" w:color="CCCCCC"/>
+              <w:left w:val="single" w:sz="4" w:space="0" w:color="CCCCCC"/>
+              <w:bottom w:val="single" w:sz="4" w:space="0" w:color="CCCCCC"/>
+              <w:right w:val="single" w:sz="4" w:space="0" w:color="CCCCCC"/>
+            </w:tcBorders>
+            <w:tcMar>
+              <w:top w:w="100" w:type="dxa"/>
+              <w:left w:w="120" w:type="dxa"/>
+              <w:bottom w:w="100" w:type="dxa"/>
+              <w:right w:w="120" w:type="dxa"/>
+            </w:tcMar>
+            <w:vAlign w:val="center"/>
+          </w:tcPr>
+          <w:p>
+            <w:r>
+              <w:rPr>
+                <w:color w:val="202124"/>
+                <w:sz w:val="19"/>
+                <w:szCs w:val="19"/>
+              </w:rPr>
+              <w:t>Font: Times New Roman or Calibri, 12pt, 1.15 line spacing, justified text</w:t>
             </w:r>
           </w:p>
         </w:tc>
       </w:tr>
       <w:tr>
-        <w:tblPrEx>
-          <w:tblCellMar>
-            <w:top w:w="0" w:type="dxa"/>
-            <w:bottom w:w="0" w:type="dxa"/>
-          </w:tblCellMar>
-        </w:tblPrEx>
-        <w:tc>
-          <w:tcPr>
-            <w:tcW w:w="500" w:type="dxa"/>
+        <w:tc>
+          <w:tcPr>
+            <w:tcW w:w="267" w:type="pct"/>
             <w:tcBorders>
               <w:top w:val="single" w:sz="4" w:space="0" w:color="CCCCCC"/>
               <w:left w:val="single" w:sz="4" w:space="0" w:color="CCCCCC"/>
@@ -2565,7 +2356,7 @@
         </w:tc>
         <w:tc>
           <w:tcPr>
-            <w:tcW w:w="8850" w:type="dxa"/>
+            <w:tcW w:w="4733" w:type="pct"/>
             <w:tcBorders>
               <w:top w:val="single" w:sz="4" w:space="0" w:color="CCCCCC"/>
               <w:left w:val="single" w:sz="4" w:space="0" w:color="CCCCCC"/>
@@ -2593,15 +2384,9 @@
         </w:tc>
       </w:tr>
       <w:tr>
-        <w:tblPrEx>
-          <w:tblCellMar>
-            <w:top w:w="0" w:type="dxa"/>
-            <w:bottom w:w="0" w:type="dxa"/>
-          </w:tblCellMar>
-        </w:tblPrEx>
-        <w:tc>
-          <w:tcPr>
-            <w:tcW w:w="500" w:type="dxa"/>
+        <w:tc>
+          <w:tcPr>
+            <w:tcW w:w="267" w:type="pct"/>
             <w:tcBorders>
               <w:top w:val="single" w:sz="4" w:space="0" w:color="CCCCCC"/>
               <w:left w:val="single" w:sz="4" w:space="0" w:color="CCCCCC"/>
@@ -2632,7 +2417,7 @@
         </w:tc>
         <w:tc>
           <w:tcPr>
-            <w:tcW w:w="8850" w:type="dxa"/>
+            <w:tcW w:w="4733" w:type="pct"/>
             <w:tcBorders>
               <w:top w:val="single" w:sz="4" w:space="0" w:color="CCCCCC"/>
               <w:left w:val="single" w:sz="4" w:space="0" w:color="CCCCCC"/>
@@ -2768,30 +2553,8 @@
         <w:rPr>
           <w:color w:val="0D1B2A"/>
         </w:rPr>
-        <w:t xml:space="preserve">Conclusion / </w:t>
+        <w:t>Conclusion / Future Outlook — wrap-up plus your personal opinion</w:t>
       </w:r>
-      <w:proofErr w:type="gramStart"/>
-      <w:r>
-        <w:rPr>
-          <w:color w:val="0D1B2A"/>
-        </w:rPr>
-        <w:t>Future Outlook</w:t>
-      </w:r>
-      <w:proofErr w:type="gramEnd"/>
-      <w:r>
-        <w:rPr>
-          <w:color w:val="0D1B2A"/>
-        </w:rPr>
-        <w:t xml:space="preserve"> — wrap-up plus your </w:t>
-      </w:r>
-      <w:proofErr w:type="gramStart"/>
-      <w:r>
-        <w:rPr>
-          <w:color w:val="0D1B2A"/>
-        </w:rPr>
-        <w:t>personal opinion</w:t>
-      </w:r>
-      <w:proofErr w:type="gramEnd"/>
     </w:p>
     <w:p>
       <w:pPr>
@@ -2810,34 +2573,12 @@
           <w:sz w:val="22"/>
           <w:szCs w:val="22"/>
         </w:rPr>
-        <w:t xml:space="preserve">Choose ONE Topic </w:t>
-      </w:r>
-      <w:proofErr w:type="gramStart"/>
-      <w:r>
-        <w:rPr>
-          <w:b/>
-          <w:bCs/>
-          <w:color w:val="1A2E4A"/>
-          <w:sz w:val="22"/>
-          <w:szCs w:val="22"/>
-        </w:rPr>
-        <w:t>From</w:t>
-      </w:r>
-      <w:proofErr w:type="gramEnd"/>
-      <w:r>
-        <w:rPr>
-          <w:b/>
-          <w:bCs/>
-          <w:color w:val="1A2E4A"/>
-          <w:sz w:val="22"/>
-          <w:szCs w:val="22"/>
-        </w:rPr>
-        <w:t xml:space="preserve"> the List Below</w:t>
+        <w:t>Choose ONE Topic From the List Below</w:t>
       </w:r>
     </w:p>
     <w:tbl>
       <w:tblPr>
-        <w:tblW w:w="9350" w:type="dxa"/>
+        <w:tblW w:w="5000" w:type="pct"/>
         <w:tblBorders>
           <w:top w:val="single" w:sz="4" w:space="0" w:color="auto"/>
           <w:left w:val="single" w:sz="4" w:space="0" w:color="auto"/>
@@ -2853,19 +2594,13 @@
         <w:tblLook w:val="04A0" w:firstRow="1" w:lastRow="0" w:firstColumn="1" w:lastColumn="0" w:noHBand="0" w:noVBand="1"/>
       </w:tblPr>
       <w:tblGrid>
-        <w:gridCol w:w="4675"/>
-        <w:gridCol w:w="4675"/>
+        <w:gridCol w:w="5215"/>
+        <w:gridCol w:w="5215"/>
       </w:tblGrid>
       <w:tr>
-        <w:tblPrEx>
-          <w:tblCellMar>
-            <w:top w:w="0" w:type="dxa"/>
-            <w:bottom w:w="0" w:type="dxa"/>
-          </w:tblCellMar>
-        </w:tblPrEx>
-        <w:tc>
-          <w:tcPr>
-            <w:tcW w:w="4675" w:type="dxa"/>
+        <w:tc>
+          <w:tcPr>
+            <w:tcW w:w="2500" w:type="pct"/>
             <w:tcBorders>
               <w:top w:val="single" w:sz="4" w:space="0" w:color="1A2E4A"/>
               <w:left w:val="single" w:sz="4" w:space="0" w:color="1A2E4A"/>
@@ -2897,7 +2632,7 @@
         </w:tc>
         <w:tc>
           <w:tcPr>
-            <w:tcW w:w="4675" w:type="dxa"/>
+            <w:tcW w:w="2500" w:type="pct"/>
             <w:tcBorders>
               <w:top w:val="single" w:sz="4" w:space="0" w:color="1A2E4A"/>
               <w:left w:val="single" w:sz="4" w:space="0" w:color="1A2E4A"/>
@@ -2929,15 +2664,9 @@
         </w:tc>
       </w:tr>
       <w:tr>
-        <w:tblPrEx>
-          <w:tblCellMar>
-            <w:top w:w="0" w:type="dxa"/>
-            <w:bottom w:w="0" w:type="dxa"/>
-          </w:tblCellMar>
-        </w:tblPrEx>
-        <w:tc>
-          <w:tcPr>
-            <w:tcW w:w="4675" w:type="dxa"/>
+        <w:tc>
+          <w:tcPr>
+            <w:tcW w:w="2500" w:type="pct"/>
             <w:tcBorders>
               <w:top w:val="single" w:sz="4" w:space="0" w:color="CCCCCC"/>
               <w:left w:val="single" w:sz="4" w:space="0" w:color="CCCCCC"/>
@@ -2965,7 +2694,7 @@
         </w:tc>
         <w:tc>
           <w:tcPr>
-            <w:tcW w:w="4675" w:type="dxa"/>
+            <w:tcW w:w="2500" w:type="pct"/>
             <w:tcBorders>
               <w:top w:val="single" w:sz="4" w:space="0" w:color="CCCCCC"/>
               <w:left w:val="single" w:sz="4" w:space="0" w:color="CCCCCC"/>
@@ -2993,15 +2722,9 @@
         </w:tc>
       </w:tr>
       <w:tr>
-        <w:tblPrEx>
-          <w:tblCellMar>
-            <w:top w:w="0" w:type="dxa"/>
-            <w:bottom w:w="0" w:type="dxa"/>
-          </w:tblCellMar>
-        </w:tblPrEx>
-        <w:tc>
-          <w:tcPr>
-            <w:tcW w:w="4675" w:type="dxa"/>
+        <w:tc>
+          <w:tcPr>
+            <w:tcW w:w="2500" w:type="pct"/>
             <w:tcBorders>
               <w:top w:val="single" w:sz="4" w:space="0" w:color="CCCCCC"/>
               <w:left w:val="single" w:sz="4" w:space="0" w:color="CCCCCC"/>
@@ -3029,7 +2752,7 @@
         </w:tc>
         <w:tc>
           <w:tcPr>
-            <w:tcW w:w="4675" w:type="dxa"/>
+            <w:tcW w:w="2500" w:type="pct"/>
             <w:tcBorders>
               <w:top w:val="single" w:sz="4" w:space="0" w:color="CCCCCC"/>
               <w:left w:val="single" w:sz="4" w:space="0" w:color="CCCCCC"/>
@@ -3057,15 +2780,9 @@
         </w:tc>
       </w:tr>
       <w:tr>
-        <w:tblPrEx>
-          <w:tblCellMar>
-            <w:top w:w="0" w:type="dxa"/>
-            <w:bottom w:w="0" w:type="dxa"/>
-          </w:tblCellMar>
-        </w:tblPrEx>
-        <w:tc>
-          <w:tcPr>
-            <w:tcW w:w="4675" w:type="dxa"/>
+        <w:tc>
+          <w:tcPr>
+            <w:tcW w:w="2500" w:type="pct"/>
             <w:tcBorders>
               <w:top w:val="single" w:sz="4" w:space="0" w:color="CCCCCC"/>
               <w:left w:val="single" w:sz="4" w:space="0" w:color="CCCCCC"/>
@@ -3093,7 +2810,7 @@
         </w:tc>
         <w:tc>
           <w:tcPr>
-            <w:tcW w:w="4675" w:type="dxa"/>
+            <w:tcW w:w="2500" w:type="pct"/>
             <w:tcBorders>
               <w:top w:val="single" w:sz="4" w:space="0" w:color="CCCCCC"/>
               <w:left w:val="single" w:sz="4" w:space="0" w:color="CCCCCC"/>
@@ -3121,61 +2838,37 @@
         </w:tc>
       </w:tr>
       <w:tr>
-        <w:tblPrEx>
-          <w:tblCellMar>
-            <w:top w:w="0" w:type="dxa"/>
-            <w:bottom w:w="0" w:type="dxa"/>
-          </w:tblCellMar>
-        </w:tblPrEx>
-        <w:tc>
-          <w:tcPr>
-            <w:tcW w:w="4675" w:type="dxa"/>
-            <w:tcBorders>
-              <w:top w:val="single" w:sz="4" w:space="0" w:color="CCCCCC"/>
-              <w:left w:val="single" w:sz="4" w:space="0" w:color="CCCCCC"/>
-              <w:bottom w:val="single" w:sz="4" w:space="0" w:color="CCCCCC"/>
-              <w:right w:val="single" w:sz="4" w:space="0" w:color="CCCCCC"/>
-            </w:tcBorders>
-            <w:tcMar>
-              <w:top w:w="100" w:type="dxa"/>
-              <w:left w:w="120" w:type="dxa"/>
-              <w:bottom w:w="100" w:type="dxa"/>
-              <w:right w:w="120" w:type="dxa"/>
-            </w:tcMar>
-            <w:vAlign w:val="center"/>
-          </w:tcPr>
-          <w:p>
-            <w:r>
-              <w:rPr>
-                <w:color w:val="202124"/>
-                <w:sz w:val="19"/>
-                <w:szCs w:val="19"/>
-              </w:rPr>
-              <w:t xml:space="preserve">4. E-Commerce in Pakistan (Daraz, </w:t>
-            </w:r>
-            <w:proofErr w:type="spellStart"/>
-            <w:r>
-              <w:rPr>
-                <w:color w:val="202124"/>
-                <w:sz w:val="19"/>
-                <w:szCs w:val="19"/>
-              </w:rPr>
-              <w:t>JazzCash</w:t>
-            </w:r>
-            <w:proofErr w:type="spellEnd"/>
-            <w:r>
-              <w:rPr>
-                <w:color w:val="202124"/>
-                <w:sz w:val="19"/>
-                <w:szCs w:val="19"/>
-              </w:rPr>
-              <w:t>, etc.)</w:t>
-            </w:r>
-          </w:p>
-        </w:tc>
-        <w:tc>
-          <w:tcPr>
-            <w:tcW w:w="4675" w:type="dxa"/>
+        <w:tc>
+          <w:tcPr>
+            <w:tcW w:w="2500" w:type="pct"/>
+            <w:tcBorders>
+              <w:top w:val="single" w:sz="4" w:space="0" w:color="CCCCCC"/>
+              <w:left w:val="single" w:sz="4" w:space="0" w:color="CCCCCC"/>
+              <w:bottom w:val="single" w:sz="4" w:space="0" w:color="CCCCCC"/>
+              <w:right w:val="single" w:sz="4" w:space="0" w:color="CCCCCC"/>
+            </w:tcBorders>
+            <w:tcMar>
+              <w:top w:w="100" w:type="dxa"/>
+              <w:left w:w="120" w:type="dxa"/>
+              <w:bottom w:w="100" w:type="dxa"/>
+              <w:right w:w="120" w:type="dxa"/>
+            </w:tcMar>
+            <w:vAlign w:val="center"/>
+          </w:tcPr>
+          <w:p>
+            <w:r>
+              <w:rPr>
+                <w:color w:val="202124"/>
+                <w:sz w:val="19"/>
+                <w:szCs w:val="19"/>
+              </w:rPr>
+              <w:t>4. E-Commerce in Pakistan (Daraz, JazzCash, etc.)</w:t>
+            </w:r>
+          </w:p>
+        </w:tc>
+        <w:tc>
+          <w:tcPr>
+            <w:tcW w:w="2500" w:type="pct"/>
             <w:tcBorders>
               <w:top w:val="single" w:sz="4" w:space="0" w:color="CCCCCC"/>
               <w:left w:val="single" w:sz="4" w:space="0" w:color="CCCCCC"/>
@@ -3203,15 +2896,9 @@
         </w:tc>
       </w:tr>
       <w:tr>
-        <w:tblPrEx>
-          <w:tblCellMar>
-            <w:top w:w="0" w:type="dxa"/>
-            <w:bottom w:w="0" w:type="dxa"/>
-          </w:tblCellMar>
-        </w:tblPrEx>
-        <w:tc>
-          <w:tcPr>
-            <w:tcW w:w="4675" w:type="dxa"/>
+        <w:tc>
+          <w:tcPr>
+            <w:tcW w:w="2500" w:type="pct"/>
             <w:tcBorders>
               <w:top w:val="single" w:sz="4" w:space="0" w:color="CCCCCC"/>
               <w:left w:val="single" w:sz="4" w:space="0" w:color="CCCCCC"/>
@@ -3239,7 +2926,7 @@
         </w:tc>
         <w:tc>
           <w:tcPr>
-            <w:tcW w:w="4675" w:type="dxa"/>
+            <w:tcW w:w="2500" w:type="pct"/>
             <w:tcBorders>
               <w:top w:val="single" w:sz="4" w:space="0" w:color="CCCCCC"/>
               <w:left w:val="single" w:sz="4" w:space="0" w:color="CCCCCC"/>
@@ -3267,15 +2954,9 @@
         </w:tc>
       </w:tr>
       <w:tr>
-        <w:tblPrEx>
-          <w:tblCellMar>
-            <w:top w:w="0" w:type="dxa"/>
-            <w:bottom w:w="0" w:type="dxa"/>
-          </w:tblCellMar>
-        </w:tblPrEx>
-        <w:tc>
-          <w:tcPr>
-            <w:tcW w:w="4675" w:type="dxa"/>
+        <w:tc>
+          <w:tcPr>
+            <w:tcW w:w="2500" w:type="pct"/>
             <w:tcBorders>
               <w:top w:val="single" w:sz="4" w:space="0" w:color="CCCCCC"/>
               <w:left w:val="single" w:sz="4" w:space="0" w:color="CCCCCC"/>
@@ -3303,7 +2984,7 @@
         </w:tc>
         <w:tc>
           <w:tcPr>
-            <w:tcW w:w="4675" w:type="dxa"/>
+            <w:tcW w:w="2500" w:type="pct"/>
             <w:tcBorders>
               <w:top w:val="single" w:sz="4" w:space="0" w:color="CCCCCC"/>
               <w:left w:val="single" w:sz="4" w:space="0" w:color="CCCCCC"/>
@@ -3331,15 +3012,9 @@
         </w:tc>
       </w:tr>
       <w:tr>
-        <w:tblPrEx>
-          <w:tblCellMar>
-            <w:top w:w="0" w:type="dxa"/>
-            <w:bottom w:w="0" w:type="dxa"/>
-          </w:tblCellMar>
-        </w:tblPrEx>
-        <w:tc>
-          <w:tcPr>
-            <w:tcW w:w="4675" w:type="dxa"/>
+        <w:tc>
+          <w:tcPr>
+            <w:tcW w:w="2500" w:type="pct"/>
             <w:tcBorders>
               <w:top w:val="single" w:sz="4" w:space="0" w:color="CCCCCC"/>
               <w:left w:val="single" w:sz="4" w:space="0" w:color="CCCCCC"/>
@@ -3367,61 +3042,37 @@
         </w:tc>
         <w:tc>
           <w:tcPr>
-            <w:tcW w:w="4675" w:type="dxa"/>
-            <w:tcBorders>
-              <w:top w:val="single" w:sz="4" w:space="0" w:color="CCCCCC"/>
-              <w:left w:val="single" w:sz="4" w:space="0" w:color="CCCCCC"/>
-              <w:bottom w:val="single" w:sz="4" w:space="0" w:color="CCCCCC"/>
-              <w:right w:val="single" w:sz="4" w:space="0" w:color="CCCCCC"/>
-            </w:tcBorders>
-            <w:tcMar>
-              <w:top w:w="100" w:type="dxa"/>
-              <w:left w:w="120" w:type="dxa"/>
-              <w:bottom w:w="100" w:type="dxa"/>
-              <w:right w:w="120" w:type="dxa"/>
-            </w:tcMar>
-            <w:vAlign w:val="center"/>
-          </w:tcPr>
-          <w:p>
-            <w:r>
-              <w:rPr>
-                <w:color w:val="202124"/>
-                <w:sz w:val="19"/>
-                <w:szCs w:val="19"/>
-              </w:rPr>
-              <w:t xml:space="preserve">15. Impact of </w:t>
-            </w:r>
-            <w:proofErr w:type="gramStart"/>
-            <w:r>
-              <w:rPr>
-                <w:color w:val="202124"/>
-                <w:sz w:val="19"/>
-                <w:szCs w:val="19"/>
-              </w:rPr>
-              <w:t>Social Media</w:t>
-            </w:r>
-            <w:proofErr w:type="gramEnd"/>
-            <w:r>
-              <w:rPr>
-                <w:color w:val="202124"/>
-                <w:sz w:val="19"/>
-                <w:szCs w:val="19"/>
-              </w:rPr>
-              <w:t xml:space="preserve"> on Mental Health</w:t>
+            <w:tcW w:w="2500" w:type="pct"/>
+            <w:tcBorders>
+              <w:top w:val="single" w:sz="4" w:space="0" w:color="CCCCCC"/>
+              <w:left w:val="single" w:sz="4" w:space="0" w:color="CCCCCC"/>
+              <w:bottom w:val="single" w:sz="4" w:space="0" w:color="CCCCCC"/>
+              <w:right w:val="single" w:sz="4" w:space="0" w:color="CCCCCC"/>
+            </w:tcBorders>
+            <w:tcMar>
+              <w:top w:w="100" w:type="dxa"/>
+              <w:left w:w="120" w:type="dxa"/>
+              <w:bottom w:w="100" w:type="dxa"/>
+              <w:right w:w="120" w:type="dxa"/>
+            </w:tcMar>
+            <w:vAlign w:val="center"/>
+          </w:tcPr>
+          <w:p>
+            <w:r>
+              <w:rPr>
+                <w:color w:val="202124"/>
+                <w:sz w:val="19"/>
+                <w:szCs w:val="19"/>
+              </w:rPr>
+              <w:t>15. Impact of Social Media on Mental Health</w:t>
             </w:r>
           </w:p>
         </w:tc>
       </w:tr>
       <w:tr>
-        <w:tblPrEx>
-          <w:tblCellMar>
-            <w:top w:w="0" w:type="dxa"/>
-            <w:bottom w:w="0" w:type="dxa"/>
-          </w:tblCellMar>
-        </w:tblPrEx>
-        <w:tc>
-          <w:tcPr>
-            <w:tcW w:w="4675" w:type="dxa"/>
+        <w:tc>
+          <w:tcPr>
+            <w:tcW w:w="2500" w:type="pct"/>
             <w:tcBorders>
               <w:top w:val="single" w:sz="4" w:space="0" w:color="CCCCCC"/>
               <w:left w:val="single" w:sz="4" w:space="0" w:color="CCCCCC"/>
@@ -3449,7 +3100,7 @@
         </w:tc>
         <w:tc>
           <w:tcPr>
-            <w:tcW w:w="4675" w:type="dxa"/>
+            <w:tcW w:w="2500" w:type="pct"/>
             <w:tcBorders>
               <w:top w:val="single" w:sz="4" w:space="0" w:color="CCCCCC"/>
               <w:left w:val="single" w:sz="4" w:space="0" w:color="CCCCCC"/>
@@ -3477,15 +3128,9 @@
         </w:tc>
       </w:tr>
       <w:tr>
-        <w:tblPrEx>
-          <w:tblCellMar>
-            <w:top w:w="0" w:type="dxa"/>
-            <w:bottom w:w="0" w:type="dxa"/>
-          </w:tblCellMar>
-        </w:tblPrEx>
-        <w:tc>
-          <w:tcPr>
-            <w:tcW w:w="4675" w:type="dxa"/>
+        <w:tc>
+          <w:tcPr>
+            <w:tcW w:w="2500" w:type="pct"/>
             <w:tcBorders>
               <w:top w:val="single" w:sz="4" w:space="0" w:color="CCCCCC"/>
               <w:left w:val="single" w:sz="4" w:space="0" w:color="CCCCCC"/>
@@ -3504,7 +3149,7 @@
         </w:tc>
         <w:tc>
           <w:tcPr>
-            <w:tcW w:w="4675" w:type="dxa"/>
+            <w:tcW w:w="2500" w:type="pct"/>
             <w:tcBorders>
               <w:top w:val="single" w:sz="4" w:space="0" w:color="CCCCCC"/>
               <w:left w:val="single" w:sz="4" w:space="0" w:color="CCCCCC"/>
@@ -3532,15 +3177,9 @@
         </w:tc>
       </w:tr>
       <w:tr>
-        <w:tblPrEx>
-          <w:tblCellMar>
-            <w:top w:w="0" w:type="dxa"/>
-            <w:bottom w:w="0" w:type="dxa"/>
-          </w:tblCellMar>
-        </w:tblPrEx>
-        <w:tc>
-          <w:tcPr>
-            <w:tcW w:w="4675" w:type="dxa"/>
+        <w:tc>
+          <w:tcPr>
+            <w:tcW w:w="2500" w:type="pct"/>
             <w:tcBorders>
               <w:top w:val="single" w:sz="4" w:space="0" w:color="CCCCCC"/>
               <w:left w:val="single" w:sz="4" w:space="0" w:color="CCCCCC"/>
@@ -3559,7 +3198,7 @@
         </w:tc>
         <w:tc>
           <w:tcPr>
-            <w:tcW w:w="4675" w:type="dxa"/>
+            <w:tcW w:w="2500" w:type="pct"/>
             <w:tcBorders>
               <w:top w:val="single" w:sz="4" w:space="0" w:color="CCCCCC"/>
               <w:left w:val="single" w:sz="4" w:space="0" w:color="CCCCCC"/>
@@ -3587,15 +3226,9 @@
         </w:tc>
       </w:tr>
       <w:tr>
-        <w:tblPrEx>
-          <w:tblCellMar>
-            <w:top w:w="0" w:type="dxa"/>
-            <w:bottom w:w="0" w:type="dxa"/>
-          </w:tblCellMar>
-        </w:tblPrEx>
-        <w:tc>
-          <w:tcPr>
-            <w:tcW w:w="4675" w:type="dxa"/>
+        <w:tc>
+          <w:tcPr>
+            <w:tcW w:w="2500" w:type="pct"/>
             <w:tcBorders>
               <w:top w:val="single" w:sz="4" w:space="0" w:color="CCCCCC"/>
               <w:left w:val="single" w:sz="4" w:space="0" w:color="CCCCCC"/>
@@ -3614,7 +3247,7 @@
         </w:tc>
         <w:tc>
           <w:tcPr>
-            <w:tcW w:w="4675" w:type="dxa"/>
+            <w:tcW w:w="2500" w:type="pct"/>
             <w:tcBorders>
               <w:top w:val="single" w:sz="4" w:space="0" w:color="CCCCCC"/>
               <w:left w:val="single" w:sz="4" w:space="0" w:color="CCCCCC"/>
@@ -3642,15 +3275,9 @@
         </w:tc>
       </w:tr>
       <w:tr>
-        <w:tblPrEx>
-          <w:tblCellMar>
-            <w:top w:w="0" w:type="dxa"/>
-            <w:bottom w:w="0" w:type="dxa"/>
-          </w:tblCellMar>
-        </w:tblPrEx>
-        <w:tc>
-          <w:tcPr>
-            <w:tcW w:w="4675" w:type="dxa"/>
+        <w:tc>
+          <w:tcPr>
+            <w:tcW w:w="2500" w:type="pct"/>
             <w:tcBorders>
               <w:top w:val="single" w:sz="4" w:space="0" w:color="CCCCCC"/>
               <w:left w:val="single" w:sz="4" w:space="0" w:color="CCCCCC"/>
@@ -3669,7 +3296,7 @@
         </w:tc>
         <w:tc>
           <w:tcPr>
-            <w:tcW w:w="4675" w:type="dxa"/>
+            <w:tcW w:w="2500" w:type="pct"/>
             <w:tcBorders>
               <w:top w:val="single" w:sz="4" w:space="0" w:color="CCCCCC"/>
               <w:left w:val="single" w:sz="4" w:space="0" w:color="CCCCCC"/>
@@ -3703,6 +3330,15 @@
       </w:pPr>
     </w:p>
     <w:p>
+      <w:pPr>
+        <w:rPr>
+          <w:i/>
+          <w:iCs/>
+          <w:color w:val="0D1B2A"/>
+          <w:sz w:val="19"/>
+          <w:szCs w:val="19"/>
+        </w:rPr>
+      </w:pPr>
       <w:r>
         <w:rPr>
           <w:b/>
@@ -3721,7 +3357,7 @@
           <w:sz w:val="19"/>
           <w:szCs w:val="19"/>
         </w:rPr>
-        <w:t>No two students in the same section may submit the same topic — confirm your choice with your instructor before starting.</w:t>
+        <w:t>This part of the assignment must be completed in groups of three students. Each group must select a topic in consultation with the CR. A maximum of three students in the same section may work on the same topic. Each group will be required to give a presentation on their selected topic during the last week of the semester.</w:t>
       </w:r>
     </w:p>
     <w:p/>
@@ -3781,19 +3417,11 @@
         </w:numPr>
         <w:spacing w:after="60"/>
       </w:pPr>
-      <w:proofErr w:type="gramStart"/>
       <w:r>
         <w:rPr>
           <w:color w:val="0D1B2A"/>
         </w:rPr>
-        <w:t>Late</w:t>
-      </w:r>
-      <w:proofErr w:type="gramEnd"/>
-      <w:r>
-        <w:rPr>
-          <w:color w:val="0D1B2A"/>
-        </w:rPr>
-        <w:t xml:space="preserve"> submissions will be penalized as per course policy unless prior approval is granted.</w:t>
+        <w:t>Late submissions will be penalized as per course policy unless prior approval is granted.</w:t>
       </w:r>
     </w:p>
     <w:p>
@@ -3833,8 +3461,6 @@
       <w:pPr>
         <w:spacing w:after="200"/>
         <w:jc w:val="center"/>
-      </w:pPr>
-      <w:r>
         <w:rPr>
           <w:b/>
           <w:bCs/>
@@ -3842,6 +3468,256 @@
           <w:sz w:val="30"/>
           <w:szCs w:val="30"/>
         </w:rPr>
+      </w:pPr>
+    </w:p>
+    <w:p>
+      <w:pPr>
+        <w:spacing w:after="200"/>
+        <w:jc w:val="center"/>
+        <w:rPr>
+          <w:b/>
+          <w:bCs/>
+          <w:color w:val="0E7C7B"/>
+          <w:sz w:val="30"/>
+          <w:szCs w:val="30"/>
+        </w:rPr>
+      </w:pPr>
+    </w:p>
+    <w:p>
+      <w:pPr>
+        <w:spacing w:after="200"/>
+        <w:jc w:val="center"/>
+        <w:rPr>
+          <w:b/>
+          <w:bCs/>
+          <w:color w:val="0E7C7B"/>
+          <w:sz w:val="30"/>
+          <w:szCs w:val="30"/>
+        </w:rPr>
+      </w:pPr>
+    </w:p>
+    <w:p>
+      <w:pPr>
+        <w:spacing w:after="200"/>
+        <w:jc w:val="center"/>
+        <w:rPr>
+          <w:b/>
+          <w:bCs/>
+          <w:color w:val="0E7C7B"/>
+          <w:sz w:val="30"/>
+          <w:szCs w:val="30"/>
+        </w:rPr>
+      </w:pPr>
+    </w:p>
+    <w:p>
+      <w:pPr>
+        <w:spacing w:after="200"/>
+        <w:jc w:val="center"/>
+        <w:rPr>
+          <w:b/>
+          <w:bCs/>
+          <w:color w:val="0E7C7B"/>
+          <w:sz w:val="30"/>
+          <w:szCs w:val="30"/>
+        </w:rPr>
+      </w:pPr>
+    </w:p>
+    <w:p>
+      <w:pPr>
+        <w:spacing w:after="200"/>
+        <w:jc w:val="center"/>
+        <w:rPr>
+          <w:b/>
+          <w:bCs/>
+          <w:color w:val="0E7C7B"/>
+          <w:sz w:val="30"/>
+          <w:szCs w:val="30"/>
+        </w:rPr>
+      </w:pPr>
+    </w:p>
+    <w:p>
+      <w:pPr>
+        <w:spacing w:after="200"/>
+        <w:jc w:val="center"/>
+        <w:rPr>
+          <w:b/>
+          <w:bCs/>
+          <w:color w:val="0E7C7B"/>
+          <w:sz w:val="30"/>
+          <w:szCs w:val="30"/>
+        </w:rPr>
+      </w:pPr>
+    </w:p>
+    <w:p>
+      <w:pPr>
+        <w:spacing w:after="200"/>
+        <w:jc w:val="center"/>
+        <w:rPr>
+          <w:b/>
+          <w:bCs/>
+          <w:color w:val="0E7C7B"/>
+          <w:sz w:val="30"/>
+          <w:szCs w:val="30"/>
+        </w:rPr>
+      </w:pPr>
+    </w:p>
+    <w:p>
+      <w:pPr>
+        <w:spacing w:after="200"/>
+        <w:jc w:val="center"/>
+        <w:rPr>
+          <w:b/>
+          <w:bCs/>
+          <w:color w:val="0E7C7B"/>
+          <w:sz w:val="30"/>
+          <w:szCs w:val="30"/>
+        </w:rPr>
+      </w:pPr>
+    </w:p>
+    <w:p>
+      <w:pPr>
+        <w:spacing w:after="200"/>
+        <w:jc w:val="center"/>
+        <w:rPr>
+          <w:b/>
+          <w:bCs/>
+          <w:color w:val="0E7C7B"/>
+          <w:sz w:val="30"/>
+          <w:szCs w:val="30"/>
+        </w:rPr>
+      </w:pPr>
+    </w:p>
+    <w:p>
+      <w:pPr>
+        <w:spacing w:after="200"/>
+        <w:jc w:val="center"/>
+        <w:rPr>
+          <w:b/>
+          <w:bCs/>
+          <w:color w:val="0E7C7B"/>
+          <w:sz w:val="30"/>
+          <w:szCs w:val="30"/>
+        </w:rPr>
+      </w:pPr>
+    </w:p>
+    <w:p>
+      <w:pPr>
+        <w:spacing w:after="200"/>
+        <w:jc w:val="center"/>
+        <w:rPr>
+          <w:b/>
+          <w:bCs/>
+          <w:color w:val="0E7C7B"/>
+          <w:sz w:val="30"/>
+          <w:szCs w:val="30"/>
+        </w:rPr>
+      </w:pPr>
+    </w:p>
+    <w:p>
+      <w:pPr>
+        <w:spacing w:after="200"/>
+        <w:jc w:val="center"/>
+        <w:rPr>
+          <w:b/>
+          <w:bCs/>
+          <w:color w:val="0E7C7B"/>
+          <w:sz w:val="30"/>
+          <w:szCs w:val="30"/>
+        </w:rPr>
+      </w:pPr>
+    </w:p>
+    <w:p>
+      <w:pPr>
+        <w:spacing w:after="200"/>
+        <w:jc w:val="center"/>
+        <w:rPr>
+          <w:b/>
+          <w:bCs/>
+          <w:color w:val="0E7C7B"/>
+          <w:sz w:val="30"/>
+          <w:szCs w:val="30"/>
+        </w:rPr>
+      </w:pPr>
+    </w:p>
+    <w:p>
+      <w:pPr>
+        <w:spacing w:after="200"/>
+        <w:jc w:val="center"/>
+        <w:rPr>
+          <w:b/>
+          <w:bCs/>
+          <w:color w:val="0E7C7B"/>
+          <w:sz w:val="30"/>
+          <w:szCs w:val="30"/>
+        </w:rPr>
+      </w:pPr>
+    </w:p>
+    <w:p>
+      <w:pPr>
+        <w:spacing w:after="200"/>
+        <w:jc w:val="center"/>
+        <w:rPr>
+          <w:b/>
+          <w:bCs/>
+          <w:color w:val="0E7C7B"/>
+          <w:sz w:val="30"/>
+          <w:szCs w:val="30"/>
+        </w:rPr>
+      </w:pPr>
+    </w:p>
+    <w:p>
+      <w:pPr>
+        <w:spacing w:after="200"/>
+        <w:jc w:val="center"/>
+        <w:rPr>
+          <w:b/>
+          <w:bCs/>
+          <w:color w:val="0E7C7B"/>
+          <w:sz w:val="30"/>
+          <w:szCs w:val="30"/>
+        </w:rPr>
+      </w:pPr>
+    </w:p>
+    <w:p>
+      <w:pPr>
+        <w:spacing w:after="200"/>
+        <w:jc w:val="center"/>
+        <w:rPr>
+          <w:b/>
+          <w:bCs/>
+          <w:color w:val="0E7C7B"/>
+          <w:sz w:val="30"/>
+          <w:szCs w:val="30"/>
+        </w:rPr>
+      </w:pPr>
+    </w:p>
+    <w:p>
+      <w:pPr>
+        <w:spacing w:after="200"/>
+        <w:jc w:val="center"/>
+        <w:rPr>
+          <w:b/>
+          <w:bCs/>
+          <w:color w:val="0E7C7B"/>
+          <w:sz w:val="30"/>
+          <w:szCs w:val="30"/>
+        </w:rPr>
+      </w:pPr>
+    </w:p>
+    <w:p>
+      <w:pPr>
+        <w:spacing w:after="200"/>
+        <w:jc w:val="center"/>
+      </w:pPr>
+      <w:r>
+        <w:rPr>
+          <w:b/>
+          <w:bCs/>
+          <w:color w:val="0E7C7B"/>
+          <w:sz w:val="30"/>
+          <w:szCs w:val="30"/>
+        </w:rPr>
+        <w:lastRenderedPageBreak/>
         <w:t>Marking Rubrics</w:t>
       </w:r>
     </w:p>
@@ -3857,34 +3733,12 @@
           <w:sz w:val="21"/>
           <w:szCs w:val="21"/>
         </w:rPr>
-        <w:t xml:space="preserve">Q1 — Hardware &amp; Software </w:t>
-      </w:r>
-      <w:proofErr w:type="gramStart"/>
-      <w:r>
-        <w:rPr>
-          <w:b/>
-          <w:bCs/>
-          <w:color w:val="1A2E4A"/>
-          <w:sz w:val="21"/>
-          <w:szCs w:val="21"/>
-        </w:rPr>
-        <w:t>Audit  (</w:t>
-      </w:r>
-      <w:proofErr w:type="gramEnd"/>
-      <w:r>
-        <w:rPr>
-          <w:b/>
-          <w:bCs/>
-          <w:color w:val="1A2E4A"/>
-          <w:sz w:val="21"/>
-          <w:szCs w:val="21"/>
-        </w:rPr>
-        <w:t>Total: 4 Marks)</w:t>
+        <w:t>Q1 — Hardware &amp; Software Audit  (Total: 4 Marks)</w:t>
       </w:r>
     </w:p>
     <w:tbl>
       <w:tblPr>
-        <w:tblW w:w="9350" w:type="dxa"/>
+        <w:tblW w:w="5000" w:type="pct"/>
         <w:tblBorders>
           <w:top w:val="single" w:sz="4" w:space="0" w:color="auto"/>
           <w:left w:val="single" w:sz="4" w:space="0" w:color="auto"/>
@@ -3900,20 +3754,14 @@
         <w:tblLook w:val="04A0" w:firstRow="1" w:lastRow="0" w:firstColumn="1" w:lastColumn="0" w:noHBand="0" w:noVBand="1"/>
       </w:tblPr>
       <w:tblGrid>
-        <w:gridCol w:w="5850"/>
-        <w:gridCol w:w="1750"/>
-        <w:gridCol w:w="1750"/>
+        <w:gridCol w:w="6526"/>
+        <w:gridCol w:w="1952"/>
+        <w:gridCol w:w="1952"/>
       </w:tblGrid>
       <w:tr>
-        <w:tblPrEx>
-          <w:tblCellMar>
-            <w:top w:w="0" w:type="dxa"/>
-            <w:bottom w:w="0" w:type="dxa"/>
-          </w:tblCellMar>
-        </w:tblPrEx>
-        <w:tc>
-          <w:tcPr>
-            <w:tcW w:w="5850" w:type="dxa"/>
+        <w:tc>
+          <w:tcPr>
+            <w:tcW w:w="3128" w:type="pct"/>
             <w:tcBorders>
               <w:top w:val="single" w:sz="4" w:space="0" w:color="1A2E4A"/>
               <w:left w:val="single" w:sz="4" w:space="0" w:color="1A2E4A"/>
@@ -3945,7 +3793,7 @@
         </w:tc>
         <w:tc>
           <w:tcPr>
-            <w:tcW w:w="1750" w:type="dxa"/>
+            <w:tcW w:w="936" w:type="pct"/>
             <w:tcBorders>
               <w:top w:val="single" w:sz="4" w:space="0" w:color="1A2E4A"/>
               <w:left w:val="single" w:sz="4" w:space="0" w:color="1A2E4A"/>
@@ -3971,13 +3819,13 @@
                 <w:bCs/>
                 <w:color w:val="FFFFFF"/>
               </w:rPr>
-              <w:t>Score /10</w:t>
-            </w:r>
-          </w:p>
-        </w:tc>
-        <w:tc>
-          <w:tcPr>
-            <w:tcW w:w="1750" w:type="dxa"/>
+              <w:t>Score</w:t>
+            </w:r>
+          </w:p>
+        </w:tc>
+        <w:tc>
+          <w:tcPr>
+            <w:tcW w:w="936" w:type="pct"/>
             <w:tcBorders>
               <w:top w:val="single" w:sz="4" w:space="0" w:color="1A2E4A"/>
               <w:left w:val="single" w:sz="4" w:space="0" w:color="1A2E4A"/>
@@ -4009,15 +3857,9 @@
         </w:tc>
       </w:tr>
       <w:tr>
-        <w:tblPrEx>
-          <w:tblCellMar>
-            <w:top w:w="0" w:type="dxa"/>
-            <w:bottom w:w="0" w:type="dxa"/>
-          </w:tblCellMar>
-        </w:tblPrEx>
-        <w:tc>
-          <w:tcPr>
-            <w:tcW w:w="5850" w:type="dxa"/>
+        <w:tc>
+          <w:tcPr>
+            <w:tcW w:w="3128" w:type="pct"/>
             <w:tcBorders>
               <w:top w:val="single" w:sz="4" w:space="0" w:color="CCCCCC"/>
               <w:left w:val="single" w:sz="4" w:space="0" w:color="CCCCCC"/>
@@ -4045,38 +3887,30 @@
         </w:tc>
         <w:tc>
           <w:tcPr>
-            <w:tcW w:w="1750" w:type="dxa"/>
-            <w:tcBorders>
-              <w:top w:val="single" w:sz="4" w:space="0" w:color="CCCCCC"/>
-              <w:left w:val="single" w:sz="4" w:space="0" w:color="CCCCCC"/>
-              <w:bottom w:val="single" w:sz="4" w:space="0" w:color="CCCCCC"/>
-              <w:right w:val="single" w:sz="4" w:space="0" w:color="CCCCCC"/>
-            </w:tcBorders>
-            <w:tcMar>
-              <w:top w:w="100" w:type="dxa"/>
-              <w:left w:w="120" w:type="dxa"/>
-              <w:bottom w:w="100" w:type="dxa"/>
-              <w:right w:w="120" w:type="dxa"/>
-            </w:tcMar>
-            <w:vAlign w:val="center"/>
-          </w:tcPr>
-          <w:p>
-            <w:pPr>
-              <w:jc w:val="center"/>
-            </w:pPr>
-            <w:r>
-              <w:rPr>
-                <w:color w:val="202124"/>
-                <w:sz w:val="19"/>
-                <w:szCs w:val="19"/>
-              </w:rPr>
-              <w:t>/10</w:t>
-            </w:r>
-          </w:p>
-        </w:tc>
-        <w:tc>
-          <w:tcPr>
-            <w:tcW w:w="1750" w:type="dxa"/>
+            <w:tcW w:w="936" w:type="pct"/>
+            <w:tcBorders>
+              <w:top w:val="single" w:sz="4" w:space="0" w:color="CCCCCC"/>
+              <w:left w:val="single" w:sz="4" w:space="0" w:color="CCCCCC"/>
+              <w:bottom w:val="single" w:sz="4" w:space="0" w:color="CCCCCC"/>
+              <w:right w:val="single" w:sz="4" w:space="0" w:color="CCCCCC"/>
+            </w:tcBorders>
+            <w:tcMar>
+              <w:top w:w="100" w:type="dxa"/>
+              <w:left w:w="120" w:type="dxa"/>
+              <w:bottom w:w="100" w:type="dxa"/>
+              <w:right w:w="120" w:type="dxa"/>
+            </w:tcMar>
+            <w:vAlign w:val="center"/>
+          </w:tcPr>
+          <w:p>
+            <w:pPr>
+              <w:jc w:val="center"/>
+            </w:pPr>
+          </w:p>
+        </w:tc>
+        <w:tc>
+          <w:tcPr>
+            <w:tcW w:w="936" w:type="pct"/>
             <w:tcBorders>
               <w:top w:val="single" w:sz="4" w:space="0" w:color="CCCCCC"/>
               <w:left w:val="single" w:sz="4" w:space="0" w:color="CCCCCC"/>
@@ -4107,15 +3941,9 @@
         </w:tc>
       </w:tr>
       <w:tr>
-        <w:tblPrEx>
-          <w:tblCellMar>
-            <w:top w:w="0" w:type="dxa"/>
-            <w:bottom w:w="0" w:type="dxa"/>
-          </w:tblCellMar>
-        </w:tblPrEx>
-        <w:tc>
-          <w:tcPr>
-            <w:tcW w:w="5850" w:type="dxa"/>
+        <w:tc>
+          <w:tcPr>
+            <w:tcW w:w="3128" w:type="pct"/>
             <w:tcBorders>
               <w:top w:val="single" w:sz="4" w:space="0" w:color="CCCCCC"/>
               <w:left w:val="single" w:sz="4" w:space="0" w:color="CCCCCC"/>
@@ -4143,38 +3971,30 @@
         </w:tc>
         <w:tc>
           <w:tcPr>
-            <w:tcW w:w="1750" w:type="dxa"/>
-            <w:tcBorders>
-              <w:top w:val="single" w:sz="4" w:space="0" w:color="CCCCCC"/>
-              <w:left w:val="single" w:sz="4" w:space="0" w:color="CCCCCC"/>
-              <w:bottom w:val="single" w:sz="4" w:space="0" w:color="CCCCCC"/>
-              <w:right w:val="single" w:sz="4" w:space="0" w:color="CCCCCC"/>
-            </w:tcBorders>
-            <w:tcMar>
-              <w:top w:w="100" w:type="dxa"/>
-              <w:left w:w="120" w:type="dxa"/>
-              <w:bottom w:w="100" w:type="dxa"/>
-              <w:right w:w="120" w:type="dxa"/>
-            </w:tcMar>
-            <w:vAlign w:val="center"/>
-          </w:tcPr>
-          <w:p>
-            <w:pPr>
-              <w:jc w:val="center"/>
-            </w:pPr>
-            <w:r>
-              <w:rPr>
-                <w:color w:val="202124"/>
-                <w:sz w:val="19"/>
-                <w:szCs w:val="19"/>
-              </w:rPr>
-              <w:t>/10</w:t>
-            </w:r>
-          </w:p>
-        </w:tc>
-        <w:tc>
-          <w:tcPr>
-            <w:tcW w:w="1750" w:type="dxa"/>
+            <w:tcW w:w="936" w:type="pct"/>
+            <w:tcBorders>
+              <w:top w:val="single" w:sz="4" w:space="0" w:color="CCCCCC"/>
+              <w:left w:val="single" w:sz="4" w:space="0" w:color="CCCCCC"/>
+              <w:bottom w:val="single" w:sz="4" w:space="0" w:color="CCCCCC"/>
+              <w:right w:val="single" w:sz="4" w:space="0" w:color="CCCCCC"/>
+            </w:tcBorders>
+            <w:tcMar>
+              <w:top w:w="100" w:type="dxa"/>
+              <w:left w:w="120" w:type="dxa"/>
+              <w:bottom w:w="100" w:type="dxa"/>
+              <w:right w:w="120" w:type="dxa"/>
+            </w:tcMar>
+            <w:vAlign w:val="center"/>
+          </w:tcPr>
+          <w:p>
+            <w:pPr>
+              <w:jc w:val="center"/>
+            </w:pPr>
+          </w:p>
+        </w:tc>
+        <w:tc>
+          <w:tcPr>
+            <w:tcW w:w="936" w:type="pct"/>
             <w:tcBorders>
               <w:top w:val="single" w:sz="4" w:space="0" w:color="CCCCCC"/>
               <w:left w:val="single" w:sz="4" w:space="0" w:color="CCCCCC"/>
@@ -4205,15 +4025,9 @@
         </w:tc>
       </w:tr>
       <w:tr>
-        <w:tblPrEx>
-          <w:tblCellMar>
-            <w:top w:w="0" w:type="dxa"/>
-            <w:bottom w:w="0" w:type="dxa"/>
-          </w:tblCellMar>
-        </w:tblPrEx>
-        <w:tc>
-          <w:tcPr>
-            <w:tcW w:w="5850" w:type="dxa"/>
+        <w:tc>
+          <w:tcPr>
+            <w:tcW w:w="3128" w:type="pct"/>
             <w:tcBorders>
               <w:top w:val="single" w:sz="4" w:space="0" w:color="CCCCCC"/>
               <w:left w:val="single" w:sz="4" w:space="0" w:color="CCCCCC"/>
@@ -4241,38 +4055,30 @@
         </w:tc>
         <w:tc>
           <w:tcPr>
-            <w:tcW w:w="1750" w:type="dxa"/>
-            <w:tcBorders>
-              <w:top w:val="single" w:sz="4" w:space="0" w:color="CCCCCC"/>
-              <w:left w:val="single" w:sz="4" w:space="0" w:color="CCCCCC"/>
-              <w:bottom w:val="single" w:sz="4" w:space="0" w:color="CCCCCC"/>
-              <w:right w:val="single" w:sz="4" w:space="0" w:color="CCCCCC"/>
-            </w:tcBorders>
-            <w:tcMar>
-              <w:top w:w="100" w:type="dxa"/>
-              <w:left w:w="120" w:type="dxa"/>
-              <w:bottom w:w="100" w:type="dxa"/>
-              <w:right w:w="120" w:type="dxa"/>
-            </w:tcMar>
-            <w:vAlign w:val="center"/>
-          </w:tcPr>
-          <w:p>
-            <w:pPr>
-              <w:jc w:val="center"/>
-            </w:pPr>
-            <w:r>
-              <w:rPr>
-                <w:color w:val="202124"/>
-                <w:sz w:val="19"/>
-                <w:szCs w:val="19"/>
-              </w:rPr>
-              <w:t>/10</w:t>
-            </w:r>
-          </w:p>
-        </w:tc>
-        <w:tc>
-          <w:tcPr>
-            <w:tcW w:w="1750" w:type="dxa"/>
+            <w:tcW w:w="936" w:type="pct"/>
+            <w:tcBorders>
+              <w:top w:val="single" w:sz="4" w:space="0" w:color="CCCCCC"/>
+              <w:left w:val="single" w:sz="4" w:space="0" w:color="CCCCCC"/>
+              <w:bottom w:val="single" w:sz="4" w:space="0" w:color="CCCCCC"/>
+              <w:right w:val="single" w:sz="4" w:space="0" w:color="CCCCCC"/>
+            </w:tcBorders>
+            <w:tcMar>
+              <w:top w:w="100" w:type="dxa"/>
+              <w:left w:w="120" w:type="dxa"/>
+              <w:bottom w:w="100" w:type="dxa"/>
+              <w:right w:w="120" w:type="dxa"/>
+            </w:tcMar>
+            <w:vAlign w:val="center"/>
+          </w:tcPr>
+          <w:p>
+            <w:pPr>
+              <w:jc w:val="center"/>
+            </w:pPr>
+          </w:p>
+        </w:tc>
+        <w:tc>
+          <w:tcPr>
+            <w:tcW w:w="936" w:type="pct"/>
             <w:tcBorders>
               <w:top w:val="single" w:sz="4" w:space="0" w:color="CCCCCC"/>
               <w:left w:val="single" w:sz="4" w:space="0" w:color="CCCCCC"/>
@@ -4303,15 +4109,9 @@
         </w:tc>
       </w:tr>
       <w:tr>
-        <w:tblPrEx>
-          <w:tblCellMar>
-            <w:top w:w="0" w:type="dxa"/>
-            <w:bottom w:w="0" w:type="dxa"/>
-          </w:tblCellMar>
-        </w:tblPrEx>
-        <w:tc>
-          <w:tcPr>
-            <w:tcW w:w="5850" w:type="dxa"/>
+        <w:tc>
+          <w:tcPr>
+            <w:tcW w:w="3128" w:type="pct"/>
             <w:tcBorders>
               <w:top w:val="single" w:sz="4" w:space="0" w:color="CCCCCC"/>
               <w:left w:val="single" w:sz="4" w:space="0" w:color="CCCCCC"/>
@@ -4339,38 +4139,30 @@
         </w:tc>
         <w:tc>
           <w:tcPr>
-            <w:tcW w:w="1750" w:type="dxa"/>
-            <w:tcBorders>
-              <w:top w:val="single" w:sz="4" w:space="0" w:color="CCCCCC"/>
-              <w:left w:val="single" w:sz="4" w:space="0" w:color="CCCCCC"/>
-              <w:bottom w:val="single" w:sz="4" w:space="0" w:color="CCCCCC"/>
-              <w:right w:val="single" w:sz="4" w:space="0" w:color="CCCCCC"/>
-            </w:tcBorders>
-            <w:tcMar>
-              <w:top w:w="100" w:type="dxa"/>
-              <w:left w:w="120" w:type="dxa"/>
-              <w:bottom w:w="100" w:type="dxa"/>
-              <w:right w:w="120" w:type="dxa"/>
-            </w:tcMar>
-            <w:vAlign w:val="center"/>
-          </w:tcPr>
-          <w:p>
-            <w:pPr>
-              <w:jc w:val="center"/>
-            </w:pPr>
-            <w:r>
-              <w:rPr>
-                <w:color w:val="202124"/>
-                <w:sz w:val="19"/>
-                <w:szCs w:val="19"/>
-              </w:rPr>
-              <w:t>/10</w:t>
-            </w:r>
-          </w:p>
-        </w:tc>
-        <w:tc>
-          <w:tcPr>
-            <w:tcW w:w="1750" w:type="dxa"/>
+            <w:tcW w:w="936" w:type="pct"/>
+            <w:tcBorders>
+              <w:top w:val="single" w:sz="4" w:space="0" w:color="CCCCCC"/>
+              <w:left w:val="single" w:sz="4" w:space="0" w:color="CCCCCC"/>
+              <w:bottom w:val="single" w:sz="4" w:space="0" w:color="CCCCCC"/>
+              <w:right w:val="single" w:sz="4" w:space="0" w:color="CCCCCC"/>
+            </w:tcBorders>
+            <w:tcMar>
+              <w:top w:w="100" w:type="dxa"/>
+              <w:left w:w="120" w:type="dxa"/>
+              <w:bottom w:w="100" w:type="dxa"/>
+              <w:right w:w="120" w:type="dxa"/>
+            </w:tcMar>
+            <w:vAlign w:val="center"/>
+          </w:tcPr>
+          <w:p>
+            <w:pPr>
+              <w:jc w:val="center"/>
+            </w:pPr>
+          </w:p>
+        </w:tc>
+        <w:tc>
+          <w:tcPr>
+            <w:tcW w:w="936" w:type="pct"/>
             <w:tcBorders>
               <w:top w:val="single" w:sz="4" w:space="0" w:color="CCCCCC"/>
               <w:left w:val="single" w:sz="4" w:space="0" w:color="CCCCCC"/>
@@ -4418,34 +4210,12 @@
           <w:sz w:val="21"/>
           <w:szCs w:val="21"/>
         </w:rPr>
-        <w:t xml:space="preserve">Q2 — Sector </w:t>
-      </w:r>
-      <w:proofErr w:type="gramStart"/>
-      <w:r>
-        <w:rPr>
-          <w:b/>
-          <w:bCs/>
-          <w:color w:val="1A2E4A"/>
-          <w:sz w:val="21"/>
-          <w:szCs w:val="21"/>
-        </w:rPr>
-        <w:t>Mapping  (</w:t>
-      </w:r>
-      <w:proofErr w:type="gramEnd"/>
-      <w:r>
-        <w:rPr>
-          <w:b/>
-          <w:bCs/>
-          <w:color w:val="1A2E4A"/>
-          <w:sz w:val="21"/>
-          <w:szCs w:val="21"/>
-        </w:rPr>
-        <w:t>Total: 4 Marks)</w:t>
+        <w:t>Q2 — Sector Mapping  (Total: 4 Marks)</w:t>
       </w:r>
     </w:p>
     <w:tbl>
       <w:tblPr>
-        <w:tblW w:w="9350" w:type="dxa"/>
+        <w:tblW w:w="5000" w:type="pct"/>
         <w:tblBorders>
           <w:top w:val="single" w:sz="4" w:space="0" w:color="auto"/>
           <w:left w:val="single" w:sz="4" w:space="0" w:color="auto"/>
@@ -4461,20 +4231,14 @@
         <w:tblLook w:val="04A0" w:firstRow="1" w:lastRow="0" w:firstColumn="1" w:lastColumn="0" w:noHBand="0" w:noVBand="1"/>
       </w:tblPr>
       <w:tblGrid>
-        <w:gridCol w:w="5850"/>
-        <w:gridCol w:w="1750"/>
-        <w:gridCol w:w="1750"/>
+        <w:gridCol w:w="6526"/>
+        <w:gridCol w:w="1952"/>
+        <w:gridCol w:w="1952"/>
       </w:tblGrid>
       <w:tr>
-        <w:tblPrEx>
-          <w:tblCellMar>
-            <w:top w:w="0" w:type="dxa"/>
-            <w:bottom w:w="0" w:type="dxa"/>
-          </w:tblCellMar>
-        </w:tblPrEx>
-        <w:tc>
-          <w:tcPr>
-            <w:tcW w:w="5850" w:type="dxa"/>
+        <w:tc>
+          <w:tcPr>
+            <w:tcW w:w="3128" w:type="pct"/>
             <w:tcBorders>
               <w:top w:val="single" w:sz="4" w:space="0" w:color="1A2E4A"/>
               <w:left w:val="single" w:sz="4" w:space="0" w:color="1A2E4A"/>
@@ -4506,7 +4270,7 @@
         </w:tc>
         <w:tc>
           <w:tcPr>
-            <w:tcW w:w="1750" w:type="dxa"/>
+            <w:tcW w:w="936" w:type="pct"/>
             <w:tcBorders>
               <w:top w:val="single" w:sz="4" w:space="0" w:color="1A2E4A"/>
               <w:left w:val="single" w:sz="4" w:space="0" w:color="1A2E4A"/>
@@ -4532,13 +4296,13 @@
                 <w:bCs/>
                 <w:color w:val="FFFFFF"/>
               </w:rPr>
-              <w:t>Score /10</w:t>
-            </w:r>
-          </w:p>
-        </w:tc>
-        <w:tc>
-          <w:tcPr>
-            <w:tcW w:w="1750" w:type="dxa"/>
+              <w:t>Score</w:t>
+            </w:r>
+          </w:p>
+        </w:tc>
+        <w:tc>
+          <w:tcPr>
+            <w:tcW w:w="936" w:type="pct"/>
             <w:tcBorders>
               <w:top w:val="single" w:sz="4" w:space="0" w:color="1A2E4A"/>
               <w:left w:val="single" w:sz="4" w:space="0" w:color="1A2E4A"/>
@@ -4570,15 +4334,9 @@
         </w:tc>
       </w:tr>
       <w:tr>
-        <w:tblPrEx>
-          <w:tblCellMar>
-            <w:top w:w="0" w:type="dxa"/>
-            <w:bottom w:w="0" w:type="dxa"/>
-          </w:tblCellMar>
-        </w:tblPrEx>
-        <w:tc>
-          <w:tcPr>
-            <w:tcW w:w="5850" w:type="dxa"/>
+        <w:tc>
+          <w:tcPr>
+            <w:tcW w:w="3128" w:type="pct"/>
             <w:tcBorders>
               <w:top w:val="single" w:sz="4" w:space="0" w:color="CCCCCC"/>
               <w:left w:val="single" w:sz="4" w:space="0" w:color="CCCCCC"/>
@@ -4606,38 +4364,30 @@
         </w:tc>
         <w:tc>
           <w:tcPr>
-            <w:tcW w:w="1750" w:type="dxa"/>
-            <w:tcBorders>
-              <w:top w:val="single" w:sz="4" w:space="0" w:color="CCCCCC"/>
-              <w:left w:val="single" w:sz="4" w:space="0" w:color="CCCCCC"/>
-              <w:bottom w:val="single" w:sz="4" w:space="0" w:color="CCCCCC"/>
-              <w:right w:val="single" w:sz="4" w:space="0" w:color="CCCCCC"/>
-            </w:tcBorders>
-            <w:tcMar>
-              <w:top w:w="100" w:type="dxa"/>
-              <w:left w:w="120" w:type="dxa"/>
-              <w:bottom w:w="100" w:type="dxa"/>
-              <w:right w:w="120" w:type="dxa"/>
-            </w:tcMar>
-            <w:vAlign w:val="center"/>
-          </w:tcPr>
-          <w:p>
-            <w:pPr>
-              <w:jc w:val="center"/>
-            </w:pPr>
-            <w:r>
-              <w:rPr>
-                <w:color w:val="202124"/>
-                <w:sz w:val="19"/>
-                <w:szCs w:val="19"/>
-              </w:rPr>
-              <w:t>/10</w:t>
-            </w:r>
-          </w:p>
-        </w:tc>
-        <w:tc>
-          <w:tcPr>
-            <w:tcW w:w="1750" w:type="dxa"/>
+            <w:tcW w:w="936" w:type="pct"/>
+            <w:tcBorders>
+              <w:top w:val="single" w:sz="4" w:space="0" w:color="CCCCCC"/>
+              <w:left w:val="single" w:sz="4" w:space="0" w:color="CCCCCC"/>
+              <w:bottom w:val="single" w:sz="4" w:space="0" w:color="CCCCCC"/>
+              <w:right w:val="single" w:sz="4" w:space="0" w:color="CCCCCC"/>
+            </w:tcBorders>
+            <w:tcMar>
+              <w:top w:w="100" w:type="dxa"/>
+              <w:left w:w="120" w:type="dxa"/>
+              <w:bottom w:w="100" w:type="dxa"/>
+              <w:right w:w="120" w:type="dxa"/>
+            </w:tcMar>
+            <w:vAlign w:val="center"/>
+          </w:tcPr>
+          <w:p>
+            <w:pPr>
+              <w:jc w:val="center"/>
+            </w:pPr>
+          </w:p>
+        </w:tc>
+        <w:tc>
+          <w:tcPr>
+            <w:tcW w:w="936" w:type="pct"/>
             <w:tcBorders>
               <w:top w:val="single" w:sz="4" w:space="0" w:color="CCCCCC"/>
               <w:left w:val="single" w:sz="4" w:space="0" w:color="CCCCCC"/>
@@ -4668,15 +4418,9 @@
         </w:tc>
       </w:tr>
       <w:tr>
-        <w:tblPrEx>
-          <w:tblCellMar>
-            <w:top w:w="0" w:type="dxa"/>
-            <w:bottom w:w="0" w:type="dxa"/>
-          </w:tblCellMar>
-        </w:tblPrEx>
-        <w:tc>
-          <w:tcPr>
-            <w:tcW w:w="5850" w:type="dxa"/>
+        <w:tc>
+          <w:tcPr>
+            <w:tcW w:w="3128" w:type="pct"/>
             <w:tcBorders>
               <w:top w:val="single" w:sz="4" w:space="0" w:color="CCCCCC"/>
               <w:left w:val="single" w:sz="4" w:space="0" w:color="CCCCCC"/>
@@ -4704,38 +4448,30 @@
         </w:tc>
         <w:tc>
           <w:tcPr>
-            <w:tcW w:w="1750" w:type="dxa"/>
-            <w:tcBorders>
-              <w:top w:val="single" w:sz="4" w:space="0" w:color="CCCCCC"/>
-              <w:left w:val="single" w:sz="4" w:space="0" w:color="CCCCCC"/>
-              <w:bottom w:val="single" w:sz="4" w:space="0" w:color="CCCCCC"/>
-              <w:right w:val="single" w:sz="4" w:space="0" w:color="CCCCCC"/>
-            </w:tcBorders>
-            <w:tcMar>
-              <w:top w:w="100" w:type="dxa"/>
-              <w:left w:w="120" w:type="dxa"/>
-              <w:bottom w:w="100" w:type="dxa"/>
-              <w:right w:w="120" w:type="dxa"/>
-            </w:tcMar>
-            <w:vAlign w:val="center"/>
-          </w:tcPr>
-          <w:p>
-            <w:pPr>
-              <w:jc w:val="center"/>
-            </w:pPr>
-            <w:r>
-              <w:rPr>
-                <w:color w:val="202124"/>
-                <w:sz w:val="19"/>
-                <w:szCs w:val="19"/>
-              </w:rPr>
-              <w:t>/10</w:t>
-            </w:r>
-          </w:p>
-        </w:tc>
-        <w:tc>
-          <w:tcPr>
-            <w:tcW w:w="1750" w:type="dxa"/>
+            <w:tcW w:w="936" w:type="pct"/>
+            <w:tcBorders>
+              <w:top w:val="single" w:sz="4" w:space="0" w:color="CCCCCC"/>
+              <w:left w:val="single" w:sz="4" w:space="0" w:color="CCCCCC"/>
+              <w:bottom w:val="single" w:sz="4" w:space="0" w:color="CCCCCC"/>
+              <w:right w:val="single" w:sz="4" w:space="0" w:color="CCCCCC"/>
+            </w:tcBorders>
+            <w:tcMar>
+              <w:top w:w="100" w:type="dxa"/>
+              <w:left w:w="120" w:type="dxa"/>
+              <w:bottom w:w="100" w:type="dxa"/>
+              <w:right w:w="120" w:type="dxa"/>
+            </w:tcMar>
+            <w:vAlign w:val="center"/>
+          </w:tcPr>
+          <w:p>
+            <w:pPr>
+              <w:jc w:val="center"/>
+            </w:pPr>
+          </w:p>
+        </w:tc>
+        <w:tc>
+          <w:tcPr>
+            <w:tcW w:w="936" w:type="pct"/>
             <w:tcBorders>
               <w:top w:val="single" w:sz="4" w:space="0" w:color="CCCCCC"/>
               <w:left w:val="single" w:sz="4" w:space="0" w:color="CCCCCC"/>
@@ -4766,15 +4502,9 @@
         </w:tc>
       </w:tr>
       <w:tr>
-        <w:tblPrEx>
-          <w:tblCellMar>
-            <w:top w:w="0" w:type="dxa"/>
-            <w:bottom w:w="0" w:type="dxa"/>
-          </w:tblCellMar>
-        </w:tblPrEx>
-        <w:tc>
-          <w:tcPr>
-            <w:tcW w:w="5850" w:type="dxa"/>
+        <w:tc>
+          <w:tcPr>
+            <w:tcW w:w="3128" w:type="pct"/>
             <w:tcBorders>
               <w:top w:val="single" w:sz="4" w:space="0" w:color="CCCCCC"/>
               <w:left w:val="single" w:sz="4" w:space="0" w:color="CCCCCC"/>
@@ -4802,38 +4532,30 @@
         </w:tc>
         <w:tc>
           <w:tcPr>
-            <w:tcW w:w="1750" w:type="dxa"/>
-            <w:tcBorders>
-              <w:top w:val="single" w:sz="4" w:space="0" w:color="CCCCCC"/>
-              <w:left w:val="single" w:sz="4" w:space="0" w:color="CCCCCC"/>
-              <w:bottom w:val="single" w:sz="4" w:space="0" w:color="CCCCCC"/>
-              <w:right w:val="single" w:sz="4" w:space="0" w:color="CCCCCC"/>
-            </w:tcBorders>
-            <w:tcMar>
-              <w:top w:w="100" w:type="dxa"/>
-              <w:left w:w="120" w:type="dxa"/>
-              <w:bottom w:w="100" w:type="dxa"/>
-              <w:right w:w="120" w:type="dxa"/>
-            </w:tcMar>
-            <w:vAlign w:val="center"/>
-          </w:tcPr>
-          <w:p>
-            <w:pPr>
-              <w:jc w:val="center"/>
-            </w:pPr>
-            <w:r>
-              <w:rPr>
-                <w:color w:val="202124"/>
-                <w:sz w:val="19"/>
-                <w:szCs w:val="19"/>
-              </w:rPr>
-              <w:t>/10</w:t>
-            </w:r>
-          </w:p>
-        </w:tc>
-        <w:tc>
-          <w:tcPr>
-            <w:tcW w:w="1750" w:type="dxa"/>
+            <w:tcW w:w="936" w:type="pct"/>
+            <w:tcBorders>
+              <w:top w:val="single" w:sz="4" w:space="0" w:color="CCCCCC"/>
+              <w:left w:val="single" w:sz="4" w:space="0" w:color="CCCCCC"/>
+              <w:bottom w:val="single" w:sz="4" w:space="0" w:color="CCCCCC"/>
+              <w:right w:val="single" w:sz="4" w:space="0" w:color="CCCCCC"/>
+            </w:tcBorders>
+            <w:tcMar>
+              <w:top w:w="100" w:type="dxa"/>
+              <w:left w:w="120" w:type="dxa"/>
+              <w:bottom w:w="100" w:type="dxa"/>
+              <w:right w:w="120" w:type="dxa"/>
+            </w:tcMar>
+            <w:vAlign w:val="center"/>
+          </w:tcPr>
+          <w:p>
+            <w:pPr>
+              <w:jc w:val="center"/>
+            </w:pPr>
+          </w:p>
+        </w:tc>
+        <w:tc>
+          <w:tcPr>
+            <w:tcW w:w="936" w:type="pct"/>
             <w:tcBorders>
               <w:top w:val="single" w:sz="4" w:space="0" w:color="CCCCCC"/>
               <w:left w:val="single" w:sz="4" w:space="0" w:color="CCCCCC"/>
@@ -4881,34 +4603,12 @@
           <w:sz w:val="21"/>
           <w:szCs w:val="21"/>
         </w:rPr>
-        <w:t xml:space="preserve">Q3 — Search Challenge </w:t>
-      </w:r>
-      <w:proofErr w:type="gramStart"/>
-      <w:r>
-        <w:rPr>
-          <w:b/>
-          <w:bCs/>
-          <w:color w:val="1A2E4A"/>
-          <w:sz w:val="21"/>
-          <w:szCs w:val="21"/>
-        </w:rPr>
-        <w:t>Log  (</w:t>
-      </w:r>
-      <w:proofErr w:type="gramEnd"/>
-      <w:r>
-        <w:rPr>
-          <w:b/>
-          <w:bCs/>
-          <w:color w:val="1A2E4A"/>
-          <w:sz w:val="21"/>
-          <w:szCs w:val="21"/>
-        </w:rPr>
-        <w:t>Total: 4 Marks)</w:t>
+        <w:t>Q3 — Search Challenge Log  (Total: 4 Marks)</w:t>
       </w:r>
     </w:p>
     <w:tbl>
       <w:tblPr>
-        <w:tblW w:w="9350" w:type="dxa"/>
+        <w:tblW w:w="5000" w:type="pct"/>
         <w:tblBorders>
           <w:top w:val="single" w:sz="4" w:space="0" w:color="auto"/>
           <w:left w:val="single" w:sz="4" w:space="0" w:color="auto"/>
@@ -4924,20 +4624,14 @@
         <w:tblLook w:val="04A0" w:firstRow="1" w:lastRow="0" w:firstColumn="1" w:lastColumn="0" w:noHBand="0" w:noVBand="1"/>
       </w:tblPr>
       <w:tblGrid>
-        <w:gridCol w:w="5850"/>
-        <w:gridCol w:w="1750"/>
-        <w:gridCol w:w="1750"/>
+        <w:gridCol w:w="6526"/>
+        <w:gridCol w:w="1952"/>
+        <w:gridCol w:w="1952"/>
       </w:tblGrid>
       <w:tr>
-        <w:tblPrEx>
-          <w:tblCellMar>
-            <w:top w:w="0" w:type="dxa"/>
-            <w:bottom w:w="0" w:type="dxa"/>
-          </w:tblCellMar>
-        </w:tblPrEx>
-        <w:tc>
-          <w:tcPr>
-            <w:tcW w:w="5850" w:type="dxa"/>
+        <w:tc>
+          <w:tcPr>
+            <w:tcW w:w="3128" w:type="pct"/>
             <w:tcBorders>
               <w:top w:val="single" w:sz="4" w:space="0" w:color="1A2E4A"/>
               <w:left w:val="single" w:sz="4" w:space="0" w:color="1A2E4A"/>
@@ -4969,7 +4663,7 @@
         </w:tc>
         <w:tc>
           <w:tcPr>
-            <w:tcW w:w="1750" w:type="dxa"/>
+            <w:tcW w:w="936" w:type="pct"/>
             <w:tcBorders>
               <w:top w:val="single" w:sz="4" w:space="0" w:color="1A2E4A"/>
               <w:left w:val="single" w:sz="4" w:space="0" w:color="1A2E4A"/>
@@ -4995,13 +4689,13 @@
                 <w:bCs/>
                 <w:color w:val="FFFFFF"/>
               </w:rPr>
-              <w:t>Score /10</w:t>
-            </w:r>
-          </w:p>
-        </w:tc>
-        <w:tc>
-          <w:tcPr>
-            <w:tcW w:w="1750" w:type="dxa"/>
+              <w:t>Score</w:t>
+            </w:r>
+          </w:p>
+        </w:tc>
+        <w:tc>
+          <w:tcPr>
+            <w:tcW w:w="936" w:type="pct"/>
             <w:tcBorders>
               <w:top w:val="single" w:sz="4" w:space="0" w:color="1A2E4A"/>
               <w:left w:val="single" w:sz="4" w:space="0" w:color="1A2E4A"/>
@@ -5033,15 +4727,9 @@
         </w:tc>
       </w:tr>
       <w:tr>
-        <w:tblPrEx>
-          <w:tblCellMar>
-            <w:top w:w="0" w:type="dxa"/>
-            <w:bottom w:w="0" w:type="dxa"/>
-          </w:tblCellMar>
-        </w:tblPrEx>
-        <w:tc>
-          <w:tcPr>
-            <w:tcW w:w="5850" w:type="dxa"/>
+        <w:tc>
+          <w:tcPr>
+            <w:tcW w:w="3128" w:type="pct"/>
             <w:tcBorders>
               <w:top w:val="single" w:sz="4" w:space="0" w:color="CCCCCC"/>
               <w:left w:val="single" w:sz="4" w:space="0" w:color="CCCCCC"/>
@@ -5069,38 +4757,30 @@
         </w:tc>
         <w:tc>
           <w:tcPr>
-            <w:tcW w:w="1750" w:type="dxa"/>
-            <w:tcBorders>
-              <w:top w:val="single" w:sz="4" w:space="0" w:color="CCCCCC"/>
-              <w:left w:val="single" w:sz="4" w:space="0" w:color="CCCCCC"/>
-              <w:bottom w:val="single" w:sz="4" w:space="0" w:color="CCCCCC"/>
-              <w:right w:val="single" w:sz="4" w:space="0" w:color="CCCCCC"/>
-            </w:tcBorders>
-            <w:tcMar>
-              <w:top w:w="100" w:type="dxa"/>
-              <w:left w:w="120" w:type="dxa"/>
-              <w:bottom w:w="100" w:type="dxa"/>
-              <w:right w:w="120" w:type="dxa"/>
-            </w:tcMar>
-            <w:vAlign w:val="center"/>
-          </w:tcPr>
-          <w:p>
-            <w:pPr>
-              <w:jc w:val="center"/>
-            </w:pPr>
-            <w:r>
-              <w:rPr>
-                <w:color w:val="202124"/>
-                <w:sz w:val="19"/>
-                <w:szCs w:val="19"/>
-              </w:rPr>
-              <w:t>/10</w:t>
-            </w:r>
-          </w:p>
-        </w:tc>
-        <w:tc>
-          <w:tcPr>
-            <w:tcW w:w="1750" w:type="dxa"/>
+            <w:tcW w:w="936" w:type="pct"/>
+            <w:tcBorders>
+              <w:top w:val="single" w:sz="4" w:space="0" w:color="CCCCCC"/>
+              <w:left w:val="single" w:sz="4" w:space="0" w:color="CCCCCC"/>
+              <w:bottom w:val="single" w:sz="4" w:space="0" w:color="CCCCCC"/>
+              <w:right w:val="single" w:sz="4" w:space="0" w:color="CCCCCC"/>
+            </w:tcBorders>
+            <w:tcMar>
+              <w:top w:w="100" w:type="dxa"/>
+              <w:left w:w="120" w:type="dxa"/>
+              <w:bottom w:w="100" w:type="dxa"/>
+              <w:right w:w="120" w:type="dxa"/>
+            </w:tcMar>
+            <w:vAlign w:val="center"/>
+          </w:tcPr>
+          <w:p>
+            <w:pPr>
+              <w:jc w:val="center"/>
+            </w:pPr>
+          </w:p>
+        </w:tc>
+        <w:tc>
+          <w:tcPr>
+            <w:tcW w:w="936" w:type="pct"/>
             <w:tcBorders>
               <w:top w:val="single" w:sz="4" w:space="0" w:color="CCCCCC"/>
               <w:left w:val="single" w:sz="4" w:space="0" w:color="CCCCCC"/>
@@ -5131,15 +4811,9 @@
         </w:tc>
       </w:tr>
       <w:tr>
-        <w:tblPrEx>
-          <w:tblCellMar>
-            <w:top w:w="0" w:type="dxa"/>
-            <w:bottom w:w="0" w:type="dxa"/>
-          </w:tblCellMar>
-        </w:tblPrEx>
-        <w:tc>
-          <w:tcPr>
-            <w:tcW w:w="5850" w:type="dxa"/>
+        <w:tc>
+          <w:tcPr>
+            <w:tcW w:w="3128" w:type="pct"/>
             <w:tcBorders>
               <w:top w:val="single" w:sz="4" w:space="0" w:color="CCCCCC"/>
               <w:left w:val="single" w:sz="4" w:space="0" w:color="CCCCCC"/>
@@ -5167,38 +4841,30 @@
         </w:tc>
         <w:tc>
           <w:tcPr>
-            <w:tcW w:w="1750" w:type="dxa"/>
-            <w:tcBorders>
-              <w:top w:val="single" w:sz="4" w:space="0" w:color="CCCCCC"/>
-              <w:left w:val="single" w:sz="4" w:space="0" w:color="CCCCCC"/>
-              <w:bottom w:val="single" w:sz="4" w:space="0" w:color="CCCCCC"/>
-              <w:right w:val="single" w:sz="4" w:space="0" w:color="CCCCCC"/>
-            </w:tcBorders>
-            <w:tcMar>
-              <w:top w:w="100" w:type="dxa"/>
-              <w:left w:w="120" w:type="dxa"/>
-              <w:bottom w:w="100" w:type="dxa"/>
-              <w:right w:w="120" w:type="dxa"/>
-            </w:tcMar>
-            <w:vAlign w:val="center"/>
-          </w:tcPr>
-          <w:p>
-            <w:pPr>
-              <w:jc w:val="center"/>
-            </w:pPr>
-            <w:r>
-              <w:rPr>
-                <w:color w:val="202124"/>
-                <w:sz w:val="19"/>
-                <w:szCs w:val="19"/>
-              </w:rPr>
-              <w:t>/10</w:t>
-            </w:r>
-          </w:p>
-        </w:tc>
-        <w:tc>
-          <w:tcPr>
-            <w:tcW w:w="1750" w:type="dxa"/>
+            <w:tcW w:w="936" w:type="pct"/>
+            <w:tcBorders>
+              <w:top w:val="single" w:sz="4" w:space="0" w:color="CCCCCC"/>
+              <w:left w:val="single" w:sz="4" w:space="0" w:color="CCCCCC"/>
+              <w:bottom w:val="single" w:sz="4" w:space="0" w:color="CCCCCC"/>
+              <w:right w:val="single" w:sz="4" w:space="0" w:color="CCCCCC"/>
+            </w:tcBorders>
+            <w:tcMar>
+              <w:top w:w="100" w:type="dxa"/>
+              <w:left w:w="120" w:type="dxa"/>
+              <w:bottom w:w="100" w:type="dxa"/>
+              <w:right w:w="120" w:type="dxa"/>
+            </w:tcMar>
+            <w:vAlign w:val="center"/>
+          </w:tcPr>
+          <w:p>
+            <w:pPr>
+              <w:jc w:val="center"/>
+            </w:pPr>
+          </w:p>
+        </w:tc>
+        <w:tc>
+          <w:tcPr>
+            <w:tcW w:w="936" w:type="pct"/>
             <w:tcBorders>
               <w:top w:val="single" w:sz="4" w:space="0" w:color="CCCCCC"/>
               <w:left w:val="single" w:sz="4" w:space="0" w:color="CCCCCC"/>
@@ -5229,15 +4895,9 @@
         </w:tc>
       </w:tr>
       <w:tr>
-        <w:tblPrEx>
-          <w:tblCellMar>
-            <w:top w:w="0" w:type="dxa"/>
-            <w:bottom w:w="0" w:type="dxa"/>
-          </w:tblCellMar>
-        </w:tblPrEx>
-        <w:tc>
-          <w:tcPr>
-            <w:tcW w:w="5850" w:type="dxa"/>
+        <w:tc>
+          <w:tcPr>
+            <w:tcW w:w="3128" w:type="pct"/>
             <w:tcBorders>
               <w:top w:val="single" w:sz="4" w:space="0" w:color="CCCCCC"/>
               <w:left w:val="single" w:sz="4" w:space="0" w:color="CCCCCC"/>
@@ -5265,38 +4925,30 @@
         </w:tc>
         <w:tc>
           <w:tcPr>
-            <w:tcW w:w="1750" w:type="dxa"/>
-            <w:tcBorders>
-              <w:top w:val="single" w:sz="4" w:space="0" w:color="CCCCCC"/>
-              <w:left w:val="single" w:sz="4" w:space="0" w:color="CCCCCC"/>
-              <w:bottom w:val="single" w:sz="4" w:space="0" w:color="CCCCCC"/>
-              <w:right w:val="single" w:sz="4" w:space="0" w:color="CCCCCC"/>
-            </w:tcBorders>
-            <w:tcMar>
-              <w:top w:w="100" w:type="dxa"/>
-              <w:left w:w="120" w:type="dxa"/>
-              <w:bottom w:w="100" w:type="dxa"/>
-              <w:right w:w="120" w:type="dxa"/>
-            </w:tcMar>
-            <w:vAlign w:val="center"/>
-          </w:tcPr>
-          <w:p>
-            <w:pPr>
-              <w:jc w:val="center"/>
-            </w:pPr>
-            <w:r>
-              <w:rPr>
-                <w:color w:val="202124"/>
-                <w:sz w:val="19"/>
-                <w:szCs w:val="19"/>
-              </w:rPr>
-              <w:t>/10</w:t>
-            </w:r>
-          </w:p>
-        </w:tc>
-        <w:tc>
-          <w:tcPr>
-            <w:tcW w:w="1750" w:type="dxa"/>
+            <w:tcW w:w="936" w:type="pct"/>
+            <w:tcBorders>
+              <w:top w:val="single" w:sz="4" w:space="0" w:color="CCCCCC"/>
+              <w:left w:val="single" w:sz="4" w:space="0" w:color="CCCCCC"/>
+              <w:bottom w:val="single" w:sz="4" w:space="0" w:color="CCCCCC"/>
+              <w:right w:val="single" w:sz="4" w:space="0" w:color="CCCCCC"/>
+            </w:tcBorders>
+            <w:tcMar>
+              <w:top w:w="100" w:type="dxa"/>
+              <w:left w:w="120" w:type="dxa"/>
+              <w:bottom w:w="100" w:type="dxa"/>
+              <w:right w:w="120" w:type="dxa"/>
+            </w:tcMar>
+            <w:vAlign w:val="center"/>
+          </w:tcPr>
+          <w:p>
+            <w:pPr>
+              <w:jc w:val="center"/>
+            </w:pPr>
+          </w:p>
+        </w:tc>
+        <w:tc>
+          <w:tcPr>
+            <w:tcW w:w="936" w:type="pct"/>
             <w:tcBorders>
               <w:top w:val="single" w:sz="4" w:space="0" w:color="CCCCCC"/>
               <w:left w:val="single" w:sz="4" w:space="0" w:color="CCCCCC"/>
@@ -5344,34 +4996,12 @@
           <w:sz w:val="21"/>
           <w:szCs w:val="21"/>
         </w:rPr>
-        <w:t xml:space="preserve">Q4 — Formatted Report </w:t>
-      </w:r>
-      <w:proofErr w:type="gramStart"/>
-      <w:r>
-        <w:rPr>
-          <w:b/>
-          <w:bCs/>
-          <w:color w:val="1A2E4A"/>
-          <w:sz w:val="21"/>
-          <w:szCs w:val="21"/>
-        </w:rPr>
-        <w:t>Writing  (</w:t>
-      </w:r>
-      <w:proofErr w:type="gramEnd"/>
-      <w:r>
-        <w:rPr>
-          <w:b/>
-          <w:bCs/>
-          <w:color w:val="1A2E4A"/>
-          <w:sz w:val="21"/>
-          <w:szCs w:val="21"/>
-        </w:rPr>
-        <w:t>Total: 8 Marks)</w:t>
+        <w:t>Q4 — Formatted Report Writing  (Total: 8 Marks)</w:t>
       </w:r>
     </w:p>
     <w:tbl>
       <w:tblPr>
-        <w:tblW w:w="9350" w:type="dxa"/>
+        <w:tblW w:w="5000" w:type="pct"/>
         <w:tblBorders>
           <w:top w:val="single" w:sz="4" w:space="0" w:color="auto"/>
           <w:left w:val="single" w:sz="4" w:space="0" w:color="auto"/>
@@ -5387,20 +5017,14 @@
         <w:tblLook w:val="04A0" w:firstRow="1" w:lastRow="0" w:firstColumn="1" w:lastColumn="0" w:noHBand="0" w:noVBand="1"/>
       </w:tblPr>
       <w:tblGrid>
-        <w:gridCol w:w="5850"/>
-        <w:gridCol w:w="1750"/>
-        <w:gridCol w:w="1750"/>
+        <w:gridCol w:w="6526"/>
+        <w:gridCol w:w="1952"/>
+        <w:gridCol w:w="1952"/>
       </w:tblGrid>
       <w:tr>
-        <w:tblPrEx>
-          <w:tblCellMar>
-            <w:top w:w="0" w:type="dxa"/>
-            <w:bottom w:w="0" w:type="dxa"/>
-          </w:tblCellMar>
-        </w:tblPrEx>
-        <w:tc>
-          <w:tcPr>
-            <w:tcW w:w="5850" w:type="dxa"/>
+        <w:tc>
+          <w:tcPr>
+            <w:tcW w:w="3128" w:type="pct"/>
             <w:tcBorders>
               <w:top w:val="single" w:sz="4" w:space="0" w:color="1A2E4A"/>
               <w:left w:val="single" w:sz="4" w:space="0" w:color="1A2E4A"/>
@@ -5432,7 +5056,7 @@
         </w:tc>
         <w:tc>
           <w:tcPr>
-            <w:tcW w:w="1750" w:type="dxa"/>
+            <w:tcW w:w="936" w:type="pct"/>
             <w:tcBorders>
               <w:top w:val="single" w:sz="4" w:space="0" w:color="1A2E4A"/>
               <w:left w:val="single" w:sz="4" w:space="0" w:color="1A2E4A"/>
@@ -5458,13 +5082,13 @@
                 <w:bCs/>
                 <w:color w:val="FFFFFF"/>
               </w:rPr>
-              <w:t>Score /10</w:t>
-            </w:r>
-          </w:p>
-        </w:tc>
-        <w:tc>
-          <w:tcPr>
-            <w:tcW w:w="1750" w:type="dxa"/>
+              <w:t>Score</w:t>
+            </w:r>
+          </w:p>
+        </w:tc>
+        <w:tc>
+          <w:tcPr>
+            <w:tcW w:w="936" w:type="pct"/>
             <w:tcBorders>
               <w:top w:val="single" w:sz="4" w:space="0" w:color="1A2E4A"/>
               <w:left w:val="single" w:sz="4" w:space="0" w:color="1A2E4A"/>
@@ -5496,15 +5120,9 @@
         </w:tc>
       </w:tr>
       <w:tr>
-        <w:tblPrEx>
-          <w:tblCellMar>
-            <w:top w:w="0" w:type="dxa"/>
-            <w:bottom w:w="0" w:type="dxa"/>
-          </w:tblCellMar>
-        </w:tblPrEx>
-        <w:tc>
-          <w:tcPr>
-            <w:tcW w:w="5850" w:type="dxa"/>
+        <w:tc>
+          <w:tcPr>
+            <w:tcW w:w="3128" w:type="pct"/>
             <w:tcBorders>
               <w:top w:val="single" w:sz="4" w:space="0" w:color="CCCCCC"/>
               <w:left w:val="single" w:sz="4" w:space="0" w:color="CCCCCC"/>
@@ -5532,38 +5150,30 @@
         </w:tc>
         <w:tc>
           <w:tcPr>
-            <w:tcW w:w="1750" w:type="dxa"/>
-            <w:tcBorders>
-              <w:top w:val="single" w:sz="4" w:space="0" w:color="CCCCCC"/>
-              <w:left w:val="single" w:sz="4" w:space="0" w:color="CCCCCC"/>
-              <w:bottom w:val="single" w:sz="4" w:space="0" w:color="CCCCCC"/>
-              <w:right w:val="single" w:sz="4" w:space="0" w:color="CCCCCC"/>
-            </w:tcBorders>
-            <w:tcMar>
-              <w:top w:w="100" w:type="dxa"/>
-              <w:left w:w="120" w:type="dxa"/>
-              <w:bottom w:w="100" w:type="dxa"/>
-              <w:right w:w="120" w:type="dxa"/>
-            </w:tcMar>
-            <w:vAlign w:val="center"/>
-          </w:tcPr>
-          <w:p>
-            <w:pPr>
-              <w:jc w:val="center"/>
-            </w:pPr>
-            <w:r>
-              <w:rPr>
-                <w:color w:val="202124"/>
-                <w:sz w:val="19"/>
-                <w:szCs w:val="19"/>
-              </w:rPr>
-              <w:t>/10</w:t>
-            </w:r>
-          </w:p>
-        </w:tc>
-        <w:tc>
-          <w:tcPr>
-            <w:tcW w:w="1750" w:type="dxa"/>
+            <w:tcW w:w="936" w:type="pct"/>
+            <w:tcBorders>
+              <w:top w:val="single" w:sz="4" w:space="0" w:color="CCCCCC"/>
+              <w:left w:val="single" w:sz="4" w:space="0" w:color="CCCCCC"/>
+              <w:bottom w:val="single" w:sz="4" w:space="0" w:color="CCCCCC"/>
+              <w:right w:val="single" w:sz="4" w:space="0" w:color="CCCCCC"/>
+            </w:tcBorders>
+            <w:tcMar>
+              <w:top w:w="100" w:type="dxa"/>
+              <w:left w:w="120" w:type="dxa"/>
+              <w:bottom w:w="100" w:type="dxa"/>
+              <w:right w:w="120" w:type="dxa"/>
+            </w:tcMar>
+            <w:vAlign w:val="center"/>
+          </w:tcPr>
+          <w:p>
+            <w:pPr>
+              <w:jc w:val="center"/>
+            </w:pPr>
+          </w:p>
+        </w:tc>
+        <w:tc>
+          <w:tcPr>
+            <w:tcW w:w="936" w:type="pct"/>
             <w:tcBorders>
               <w:top w:val="single" w:sz="4" w:space="0" w:color="CCCCCC"/>
               <w:left w:val="single" w:sz="4" w:space="0" w:color="CCCCCC"/>
@@ -5594,15 +5204,9 @@
         </w:tc>
       </w:tr>
       <w:tr>
-        <w:tblPrEx>
-          <w:tblCellMar>
-            <w:top w:w="0" w:type="dxa"/>
-            <w:bottom w:w="0" w:type="dxa"/>
-          </w:tblCellMar>
-        </w:tblPrEx>
-        <w:tc>
-          <w:tcPr>
-            <w:tcW w:w="5850" w:type="dxa"/>
+        <w:tc>
+          <w:tcPr>
+            <w:tcW w:w="3128" w:type="pct"/>
             <w:tcBorders>
               <w:top w:val="single" w:sz="4" w:space="0" w:color="CCCCCC"/>
               <w:left w:val="single" w:sz="4" w:space="0" w:color="CCCCCC"/>
@@ -5630,38 +5234,30 @@
         </w:tc>
         <w:tc>
           <w:tcPr>
-            <w:tcW w:w="1750" w:type="dxa"/>
-            <w:tcBorders>
-              <w:top w:val="single" w:sz="4" w:space="0" w:color="CCCCCC"/>
-              <w:left w:val="single" w:sz="4" w:space="0" w:color="CCCCCC"/>
-              <w:bottom w:val="single" w:sz="4" w:space="0" w:color="CCCCCC"/>
-              <w:right w:val="single" w:sz="4" w:space="0" w:color="CCCCCC"/>
-            </w:tcBorders>
-            <w:tcMar>
-              <w:top w:w="100" w:type="dxa"/>
-              <w:left w:w="120" w:type="dxa"/>
-              <w:bottom w:w="100" w:type="dxa"/>
-              <w:right w:w="120" w:type="dxa"/>
-            </w:tcMar>
-            <w:vAlign w:val="center"/>
-          </w:tcPr>
-          <w:p>
-            <w:pPr>
-              <w:jc w:val="center"/>
-            </w:pPr>
-            <w:r>
-              <w:rPr>
-                <w:color w:val="202124"/>
-                <w:sz w:val="19"/>
-                <w:szCs w:val="19"/>
-              </w:rPr>
-              <w:t>/10</w:t>
-            </w:r>
-          </w:p>
-        </w:tc>
-        <w:tc>
-          <w:tcPr>
-            <w:tcW w:w="1750" w:type="dxa"/>
+            <w:tcW w:w="936" w:type="pct"/>
+            <w:tcBorders>
+              <w:top w:val="single" w:sz="4" w:space="0" w:color="CCCCCC"/>
+              <w:left w:val="single" w:sz="4" w:space="0" w:color="CCCCCC"/>
+              <w:bottom w:val="single" w:sz="4" w:space="0" w:color="CCCCCC"/>
+              <w:right w:val="single" w:sz="4" w:space="0" w:color="CCCCCC"/>
+            </w:tcBorders>
+            <w:tcMar>
+              <w:top w:w="100" w:type="dxa"/>
+              <w:left w:w="120" w:type="dxa"/>
+              <w:bottom w:w="100" w:type="dxa"/>
+              <w:right w:w="120" w:type="dxa"/>
+            </w:tcMar>
+            <w:vAlign w:val="center"/>
+          </w:tcPr>
+          <w:p>
+            <w:pPr>
+              <w:jc w:val="center"/>
+            </w:pPr>
+          </w:p>
+        </w:tc>
+        <w:tc>
+          <w:tcPr>
+            <w:tcW w:w="936" w:type="pct"/>
             <w:tcBorders>
               <w:top w:val="single" w:sz="4" w:space="0" w:color="CCCCCC"/>
               <w:left w:val="single" w:sz="4" w:space="0" w:color="CCCCCC"/>
@@ -5692,75 +5288,60 @@
         </w:tc>
       </w:tr>
       <w:tr>
-        <w:tblPrEx>
-          <w:tblCellMar>
-            <w:top w:w="0" w:type="dxa"/>
-            <w:bottom w:w="0" w:type="dxa"/>
-          </w:tblCellMar>
-        </w:tblPrEx>
-        <w:tc>
-          <w:tcPr>
-            <w:tcW w:w="5850" w:type="dxa"/>
-            <w:tcBorders>
-              <w:top w:val="single" w:sz="4" w:space="0" w:color="CCCCCC"/>
-              <w:left w:val="single" w:sz="4" w:space="0" w:color="CCCCCC"/>
-              <w:bottom w:val="single" w:sz="4" w:space="0" w:color="CCCCCC"/>
-              <w:right w:val="single" w:sz="4" w:space="0" w:color="CCCCCC"/>
-            </w:tcBorders>
-            <w:tcMar>
-              <w:top w:w="100" w:type="dxa"/>
-              <w:left w:w="120" w:type="dxa"/>
-              <w:bottom w:w="100" w:type="dxa"/>
-              <w:right w:w="120" w:type="dxa"/>
-            </w:tcMar>
-            <w:vAlign w:val="center"/>
-          </w:tcPr>
-          <w:p>
-            <w:r>
-              <w:rPr>
-                <w:color w:val="202124"/>
-                <w:sz w:val="19"/>
-                <w:szCs w:val="19"/>
-              </w:rPr>
-              <w:lastRenderedPageBreak/>
+        <w:tc>
+          <w:tcPr>
+            <w:tcW w:w="3128" w:type="pct"/>
+            <w:tcBorders>
+              <w:top w:val="single" w:sz="4" w:space="0" w:color="CCCCCC"/>
+              <w:left w:val="single" w:sz="4" w:space="0" w:color="CCCCCC"/>
+              <w:bottom w:val="single" w:sz="4" w:space="0" w:color="CCCCCC"/>
+              <w:right w:val="single" w:sz="4" w:space="0" w:color="CCCCCC"/>
+            </w:tcBorders>
+            <w:tcMar>
+              <w:top w:w="100" w:type="dxa"/>
+              <w:left w:w="120" w:type="dxa"/>
+              <w:bottom w:w="100" w:type="dxa"/>
+              <w:right w:w="120" w:type="dxa"/>
+            </w:tcMar>
+            <w:vAlign w:val="center"/>
+          </w:tcPr>
+          <w:p>
+            <w:r>
+              <w:rPr>
+                <w:color w:val="202124"/>
+                <w:sz w:val="19"/>
+                <w:szCs w:val="19"/>
+              </w:rPr>
               <w:t>Correct use of Word Heading 1 styles</w:t>
             </w:r>
           </w:p>
         </w:tc>
         <w:tc>
           <w:tcPr>
-            <w:tcW w:w="1750" w:type="dxa"/>
-            <w:tcBorders>
-              <w:top w:val="single" w:sz="4" w:space="0" w:color="CCCCCC"/>
-              <w:left w:val="single" w:sz="4" w:space="0" w:color="CCCCCC"/>
-              <w:bottom w:val="single" w:sz="4" w:space="0" w:color="CCCCCC"/>
-              <w:right w:val="single" w:sz="4" w:space="0" w:color="CCCCCC"/>
-            </w:tcBorders>
-            <w:tcMar>
-              <w:top w:w="100" w:type="dxa"/>
-              <w:left w:w="120" w:type="dxa"/>
-              <w:bottom w:w="100" w:type="dxa"/>
-              <w:right w:w="120" w:type="dxa"/>
-            </w:tcMar>
-            <w:vAlign w:val="center"/>
-          </w:tcPr>
-          <w:p>
-            <w:pPr>
-              <w:jc w:val="center"/>
-            </w:pPr>
-            <w:r>
-              <w:rPr>
-                <w:color w:val="202124"/>
-                <w:sz w:val="19"/>
-                <w:szCs w:val="19"/>
-              </w:rPr>
-              <w:t>/10</w:t>
-            </w:r>
-          </w:p>
-        </w:tc>
-        <w:tc>
-          <w:tcPr>
-            <w:tcW w:w="1750" w:type="dxa"/>
+            <w:tcW w:w="936" w:type="pct"/>
+            <w:tcBorders>
+              <w:top w:val="single" w:sz="4" w:space="0" w:color="CCCCCC"/>
+              <w:left w:val="single" w:sz="4" w:space="0" w:color="CCCCCC"/>
+              <w:bottom w:val="single" w:sz="4" w:space="0" w:color="CCCCCC"/>
+              <w:right w:val="single" w:sz="4" w:space="0" w:color="CCCCCC"/>
+            </w:tcBorders>
+            <w:tcMar>
+              <w:top w:w="100" w:type="dxa"/>
+              <w:left w:w="120" w:type="dxa"/>
+              <w:bottom w:w="100" w:type="dxa"/>
+              <w:right w:w="120" w:type="dxa"/>
+            </w:tcMar>
+            <w:vAlign w:val="center"/>
+          </w:tcPr>
+          <w:p>
+            <w:pPr>
+              <w:jc w:val="center"/>
+            </w:pPr>
+          </w:p>
+        </w:tc>
+        <w:tc>
+          <w:tcPr>
+            <w:tcW w:w="936" w:type="pct"/>
             <w:tcBorders>
               <w:top w:val="single" w:sz="4" w:space="0" w:color="CCCCCC"/>
               <w:left w:val="single" w:sz="4" w:space="0" w:color="CCCCCC"/>
@@ -5791,15 +5372,9 @@
         </w:tc>
       </w:tr>
       <w:tr>
-        <w:tblPrEx>
-          <w:tblCellMar>
-            <w:top w:w="0" w:type="dxa"/>
-            <w:bottom w:w="0" w:type="dxa"/>
-          </w:tblCellMar>
-        </w:tblPrEx>
-        <w:tc>
-          <w:tcPr>
-            <w:tcW w:w="5850" w:type="dxa"/>
+        <w:tc>
+          <w:tcPr>
+            <w:tcW w:w="3128" w:type="pct"/>
             <w:tcBorders>
               <w:top w:val="single" w:sz="4" w:space="0" w:color="CCCCCC"/>
               <w:left w:val="single" w:sz="4" w:space="0" w:color="CCCCCC"/>
@@ -5827,38 +5402,30 @@
         </w:tc>
         <w:tc>
           <w:tcPr>
-            <w:tcW w:w="1750" w:type="dxa"/>
-            <w:tcBorders>
-              <w:top w:val="single" w:sz="4" w:space="0" w:color="CCCCCC"/>
-              <w:left w:val="single" w:sz="4" w:space="0" w:color="CCCCCC"/>
-              <w:bottom w:val="single" w:sz="4" w:space="0" w:color="CCCCCC"/>
-              <w:right w:val="single" w:sz="4" w:space="0" w:color="CCCCCC"/>
-            </w:tcBorders>
-            <w:tcMar>
-              <w:top w:w="100" w:type="dxa"/>
-              <w:left w:w="120" w:type="dxa"/>
-              <w:bottom w:w="100" w:type="dxa"/>
-              <w:right w:w="120" w:type="dxa"/>
-            </w:tcMar>
-            <w:vAlign w:val="center"/>
-          </w:tcPr>
-          <w:p>
-            <w:pPr>
-              <w:jc w:val="center"/>
-            </w:pPr>
-            <w:r>
-              <w:rPr>
-                <w:color w:val="202124"/>
-                <w:sz w:val="19"/>
-                <w:szCs w:val="19"/>
-              </w:rPr>
-              <w:t>/10</w:t>
-            </w:r>
-          </w:p>
-        </w:tc>
-        <w:tc>
-          <w:tcPr>
-            <w:tcW w:w="1750" w:type="dxa"/>
+            <w:tcW w:w="936" w:type="pct"/>
+            <w:tcBorders>
+              <w:top w:val="single" w:sz="4" w:space="0" w:color="CCCCCC"/>
+              <w:left w:val="single" w:sz="4" w:space="0" w:color="CCCCCC"/>
+              <w:bottom w:val="single" w:sz="4" w:space="0" w:color="CCCCCC"/>
+              <w:right w:val="single" w:sz="4" w:space="0" w:color="CCCCCC"/>
+            </w:tcBorders>
+            <w:tcMar>
+              <w:top w:w="100" w:type="dxa"/>
+              <w:left w:w="120" w:type="dxa"/>
+              <w:bottom w:w="100" w:type="dxa"/>
+              <w:right w:w="120" w:type="dxa"/>
+            </w:tcMar>
+            <w:vAlign w:val="center"/>
+          </w:tcPr>
+          <w:p>
+            <w:pPr>
+              <w:jc w:val="center"/>
+            </w:pPr>
+          </w:p>
+        </w:tc>
+        <w:tc>
+          <w:tcPr>
+            <w:tcW w:w="936" w:type="pct"/>
             <w:tcBorders>
               <w:top w:val="single" w:sz="4" w:space="0" w:color="CCCCCC"/>
               <w:left w:val="single" w:sz="4" w:space="0" w:color="CCCCCC"/>
@@ -5889,15 +5456,9 @@
         </w:tc>
       </w:tr>
       <w:tr>
-        <w:tblPrEx>
-          <w:tblCellMar>
-            <w:top w:w="0" w:type="dxa"/>
-            <w:bottom w:w="0" w:type="dxa"/>
-          </w:tblCellMar>
-        </w:tblPrEx>
-        <w:tc>
-          <w:tcPr>
-            <w:tcW w:w="5850" w:type="dxa"/>
+        <w:tc>
+          <w:tcPr>
+            <w:tcW w:w="3128" w:type="pct"/>
             <w:tcBorders>
               <w:top w:val="single" w:sz="4" w:space="0" w:color="CCCCCC"/>
               <w:left w:val="single" w:sz="4" w:space="0" w:color="CCCCCC"/>
@@ -5925,38 +5486,30 @@
         </w:tc>
         <w:tc>
           <w:tcPr>
-            <w:tcW w:w="1750" w:type="dxa"/>
-            <w:tcBorders>
-              <w:top w:val="single" w:sz="4" w:space="0" w:color="CCCCCC"/>
-              <w:left w:val="single" w:sz="4" w:space="0" w:color="CCCCCC"/>
-              <w:bottom w:val="single" w:sz="4" w:space="0" w:color="CCCCCC"/>
-              <w:right w:val="single" w:sz="4" w:space="0" w:color="CCCCCC"/>
-            </w:tcBorders>
-            <w:tcMar>
-              <w:top w:w="100" w:type="dxa"/>
-              <w:left w:w="120" w:type="dxa"/>
-              <w:bottom w:w="100" w:type="dxa"/>
-              <w:right w:w="120" w:type="dxa"/>
-            </w:tcMar>
-            <w:vAlign w:val="center"/>
-          </w:tcPr>
-          <w:p>
-            <w:pPr>
-              <w:jc w:val="center"/>
-            </w:pPr>
-            <w:r>
-              <w:rPr>
-                <w:color w:val="202124"/>
-                <w:sz w:val="19"/>
-                <w:szCs w:val="19"/>
-              </w:rPr>
-              <w:t>/10</w:t>
-            </w:r>
-          </w:p>
-        </w:tc>
-        <w:tc>
-          <w:tcPr>
-            <w:tcW w:w="1750" w:type="dxa"/>
+            <w:tcW w:w="936" w:type="pct"/>
+            <w:tcBorders>
+              <w:top w:val="single" w:sz="4" w:space="0" w:color="CCCCCC"/>
+              <w:left w:val="single" w:sz="4" w:space="0" w:color="CCCCCC"/>
+              <w:bottom w:val="single" w:sz="4" w:space="0" w:color="CCCCCC"/>
+              <w:right w:val="single" w:sz="4" w:space="0" w:color="CCCCCC"/>
+            </w:tcBorders>
+            <w:tcMar>
+              <w:top w:w="100" w:type="dxa"/>
+              <w:left w:w="120" w:type="dxa"/>
+              <w:bottom w:w="100" w:type="dxa"/>
+              <w:right w:w="120" w:type="dxa"/>
+            </w:tcMar>
+            <w:vAlign w:val="center"/>
+          </w:tcPr>
+          <w:p>
+            <w:pPr>
+              <w:jc w:val="center"/>
+            </w:pPr>
+          </w:p>
+        </w:tc>
+        <w:tc>
+          <w:tcPr>
+            <w:tcW w:w="936" w:type="pct"/>
             <w:tcBorders>
               <w:top w:val="single" w:sz="4" w:space="0" w:color="CCCCCC"/>
               <w:left w:val="single" w:sz="4" w:space="0" w:color="CCCCCC"/>
@@ -5987,15 +5540,9 @@
         </w:tc>
       </w:tr>
       <w:tr>
-        <w:tblPrEx>
-          <w:tblCellMar>
-            <w:top w:w="0" w:type="dxa"/>
-            <w:bottom w:w="0" w:type="dxa"/>
-          </w:tblCellMar>
-        </w:tblPrEx>
-        <w:tc>
-          <w:tcPr>
-            <w:tcW w:w="5850" w:type="dxa"/>
+        <w:tc>
+          <w:tcPr>
+            <w:tcW w:w="3128" w:type="pct"/>
             <w:tcBorders>
               <w:top w:val="single" w:sz="4" w:space="0" w:color="CCCCCC"/>
               <w:left w:val="single" w:sz="4" w:space="0" w:color="CCCCCC"/>
@@ -6023,38 +5570,30 @@
         </w:tc>
         <w:tc>
           <w:tcPr>
-            <w:tcW w:w="1750" w:type="dxa"/>
-            <w:tcBorders>
-              <w:top w:val="single" w:sz="4" w:space="0" w:color="CCCCCC"/>
-              <w:left w:val="single" w:sz="4" w:space="0" w:color="CCCCCC"/>
-              <w:bottom w:val="single" w:sz="4" w:space="0" w:color="CCCCCC"/>
-              <w:right w:val="single" w:sz="4" w:space="0" w:color="CCCCCC"/>
-            </w:tcBorders>
-            <w:tcMar>
-              <w:top w:w="100" w:type="dxa"/>
-              <w:left w:w="120" w:type="dxa"/>
-              <w:bottom w:w="100" w:type="dxa"/>
-              <w:right w:w="120" w:type="dxa"/>
-            </w:tcMar>
-            <w:vAlign w:val="center"/>
-          </w:tcPr>
-          <w:p>
-            <w:pPr>
-              <w:jc w:val="center"/>
-            </w:pPr>
-            <w:r>
-              <w:rPr>
-                <w:color w:val="202124"/>
-                <w:sz w:val="19"/>
-                <w:szCs w:val="19"/>
-              </w:rPr>
-              <w:t>/10</w:t>
-            </w:r>
-          </w:p>
-        </w:tc>
-        <w:tc>
-          <w:tcPr>
-            <w:tcW w:w="1750" w:type="dxa"/>
+            <w:tcW w:w="936" w:type="pct"/>
+            <w:tcBorders>
+              <w:top w:val="single" w:sz="4" w:space="0" w:color="CCCCCC"/>
+              <w:left w:val="single" w:sz="4" w:space="0" w:color="CCCCCC"/>
+              <w:bottom w:val="single" w:sz="4" w:space="0" w:color="CCCCCC"/>
+              <w:right w:val="single" w:sz="4" w:space="0" w:color="CCCCCC"/>
+            </w:tcBorders>
+            <w:tcMar>
+              <w:top w:w="100" w:type="dxa"/>
+              <w:left w:w="120" w:type="dxa"/>
+              <w:bottom w:w="100" w:type="dxa"/>
+              <w:right w:w="120" w:type="dxa"/>
+            </w:tcMar>
+            <w:vAlign w:val="center"/>
+          </w:tcPr>
+          <w:p>
+            <w:pPr>
+              <w:jc w:val="center"/>
+            </w:pPr>
+          </w:p>
+        </w:tc>
+        <w:tc>
+          <w:tcPr>
+            <w:tcW w:w="936" w:type="pct"/>
             <w:tcBorders>
               <w:top w:val="single" w:sz="4" w:space="0" w:color="CCCCCC"/>
               <w:left w:val="single" w:sz="4" w:space="0" w:color="CCCCCC"/>
@@ -6085,15 +5624,9 @@
         </w:tc>
       </w:tr>
       <w:tr>
-        <w:tblPrEx>
-          <w:tblCellMar>
-            <w:top w:w="0" w:type="dxa"/>
-            <w:bottom w:w="0" w:type="dxa"/>
-          </w:tblCellMar>
-        </w:tblPrEx>
-        <w:tc>
-          <w:tcPr>
-            <w:tcW w:w="5850" w:type="dxa"/>
+        <w:tc>
+          <w:tcPr>
+            <w:tcW w:w="3128" w:type="pct"/>
             <w:tcBorders>
               <w:top w:val="single" w:sz="4" w:space="0" w:color="CCCCCC"/>
               <w:left w:val="single" w:sz="4" w:space="0" w:color="CCCCCC"/>
@@ -6121,38 +5654,30 @@
         </w:tc>
         <w:tc>
           <w:tcPr>
-            <w:tcW w:w="1750" w:type="dxa"/>
-            <w:tcBorders>
-              <w:top w:val="single" w:sz="4" w:space="0" w:color="CCCCCC"/>
-              <w:left w:val="single" w:sz="4" w:space="0" w:color="CCCCCC"/>
-              <w:bottom w:val="single" w:sz="4" w:space="0" w:color="CCCCCC"/>
-              <w:right w:val="single" w:sz="4" w:space="0" w:color="CCCCCC"/>
-            </w:tcBorders>
-            <w:tcMar>
-              <w:top w:w="100" w:type="dxa"/>
-              <w:left w:w="120" w:type="dxa"/>
-              <w:bottom w:w="100" w:type="dxa"/>
-              <w:right w:w="120" w:type="dxa"/>
-            </w:tcMar>
-            <w:vAlign w:val="center"/>
-          </w:tcPr>
-          <w:p>
-            <w:pPr>
-              <w:jc w:val="center"/>
-            </w:pPr>
-            <w:r>
-              <w:rPr>
-                <w:color w:val="202124"/>
-                <w:sz w:val="19"/>
-                <w:szCs w:val="19"/>
-              </w:rPr>
-              <w:t>/10</w:t>
-            </w:r>
-          </w:p>
-        </w:tc>
-        <w:tc>
-          <w:tcPr>
-            <w:tcW w:w="1750" w:type="dxa"/>
+            <w:tcW w:w="936" w:type="pct"/>
+            <w:tcBorders>
+              <w:top w:val="single" w:sz="4" w:space="0" w:color="CCCCCC"/>
+              <w:left w:val="single" w:sz="4" w:space="0" w:color="CCCCCC"/>
+              <w:bottom w:val="single" w:sz="4" w:space="0" w:color="CCCCCC"/>
+              <w:right w:val="single" w:sz="4" w:space="0" w:color="CCCCCC"/>
+            </w:tcBorders>
+            <w:tcMar>
+              <w:top w:w="100" w:type="dxa"/>
+              <w:left w:w="120" w:type="dxa"/>
+              <w:bottom w:w="100" w:type="dxa"/>
+              <w:right w:w="120" w:type="dxa"/>
+            </w:tcMar>
+            <w:vAlign w:val="center"/>
+          </w:tcPr>
+          <w:p>
+            <w:pPr>
+              <w:jc w:val="center"/>
+            </w:pPr>
+          </w:p>
+        </w:tc>
+        <w:tc>
+          <w:tcPr>
+            <w:tcW w:w="936" w:type="pct"/>
             <w:tcBorders>
               <w:top w:val="single" w:sz="4" w:space="0" w:color="CCCCCC"/>
               <w:left w:val="single" w:sz="4" w:space="0" w:color="CCCCCC"/>
@@ -6183,14 +5708,10 @@
         </w:tc>
       </w:tr>
     </w:tbl>
-    <w:p>
-      <w:pPr>
-        <w:spacing w:after="250"/>
-      </w:pPr>
-    </w:p>
+    <w:p/>
     <w:tbl>
       <w:tblPr>
-        <w:tblW w:w="9350" w:type="dxa"/>
+        <w:tblW w:w="5000" w:type="pct"/>
         <w:tblBorders>
           <w:top w:val="single" w:sz="4" w:space="0" w:color="auto"/>
           <w:left w:val="single" w:sz="4" w:space="0" w:color="auto"/>
@@ -6206,19 +5727,13 @@
         <w:tblLook w:val="04A0" w:firstRow="1" w:lastRow="0" w:firstColumn="1" w:lastColumn="0" w:noHBand="0" w:noVBand="1"/>
       </w:tblPr>
       <w:tblGrid>
-        <w:gridCol w:w="7000"/>
-        <w:gridCol w:w="2350"/>
+        <w:gridCol w:w="7808"/>
+        <w:gridCol w:w="2622"/>
       </w:tblGrid>
       <w:tr>
-        <w:tblPrEx>
-          <w:tblCellMar>
-            <w:top w:w="0" w:type="dxa"/>
-            <w:bottom w:w="0" w:type="dxa"/>
-          </w:tblCellMar>
-        </w:tblPrEx>
-        <w:tc>
-          <w:tcPr>
-            <w:tcW w:w="7000" w:type="dxa"/>
+        <w:tc>
+          <w:tcPr>
+            <w:tcW w:w="3743" w:type="pct"/>
             <w:tcBorders>
               <w:top w:val="single" w:sz="4" w:space="0" w:color="1A2E4A"/>
               <w:left w:val="single" w:sz="4" w:space="0" w:color="1A2E4A"/>
@@ -6243,9 +5758,32 @@
                 <w:sz w:val="22"/>
                 <w:szCs w:val="22"/>
               </w:rPr>
-              <w:t xml:space="preserve">TOTAL ASSIGNMENT </w:t>
-            </w:r>
-            <w:proofErr w:type="gramStart"/>
+              <w:t>TOTAL ASSIGNMENT MARKS  (Q1: 4 + Q2: 4 + Q3: 4 + Q4: 8)</w:t>
+            </w:r>
+          </w:p>
+        </w:tc>
+        <w:tc>
+          <w:tcPr>
+            <w:tcW w:w="1257" w:type="pct"/>
+            <w:tcBorders>
+              <w:top w:val="single" w:sz="4" w:space="0" w:color="0E7C7B"/>
+              <w:left w:val="single" w:sz="4" w:space="0" w:color="0E7C7B"/>
+              <w:bottom w:val="single" w:sz="4" w:space="0" w:color="0E7C7B"/>
+              <w:right w:val="single" w:sz="4" w:space="0" w:color="0E7C7B"/>
+            </w:tcBorders>
+            <w:shd w:val="clear" w:color="auto" w:fill="0E7C7B"/>
+            <w:tcMar>
+              <w:top w:w="150" w:type="dxa"/>
+              <w:left w:w="120" w:type="dxa"/>
+              <w:bottom w:w="150" w:type="dxa"/>
+              <w:right w:w="120" w:type="dxa"/>
+            </w:tcMar>
+            <w:vAlign w:val="center"/>
+          </w:tcPr>
+          <w:p>
+            <w:pPr>
+              <w:jc w:val="center"/>
+            </w:pPr>
             <w:r>
               <w:rPr>
                 <w:b/>
@@ -6254,51 +5792,6 @@
                 <w:sz w:val="22"/>
                 <w:szCs w:val="22"/>
               </w:rPr>
-              <w:t>MARKS  (</w:t>
-            </w:r>
-            <w:proofErr w:type="gramEnd"/>
-            <w:r>
-              <w:rPr>
-                <w:b/>
-                <w:bCs/>
-                <w:color w:val="FFFFFF"/>
-                <w:sz w:val="22"/>
-                <w:szCs w:val="22"/>
-              </w:rPr>
-              <w:t>Q1: 4 + Q2: 4 + Q3: 4 + Q4: 8)</w:t>
-            </w:r>
-          </w:p>
-        </w:tc>
-        <w:tc>
-          <w:tcPr>
-            <w:tcW w:w="2350" w:type="dxa"/>
-            <w:tcBorders>
-              <w:top w:val="single" w:sz="4" w:space="0" w:color="0E7C7B"/>
-              <w:left w:val="single" w:sz="4" w:space="0" w:color="0E7C7B"/>
-              <w:bottom w:val="single" w:sz="4" w:space="0" w:color="0E7C7B"/>
-              <w:right w:val="single" w:sz="4" w:space="0" w:color="0E7C7B"/>
-            </w:tcBorders>
-            <w:shd w:val="clear" w:color="auto" w:fill="0E7C7B"/>
-            <w:tcMar>
-              <w:top w:w="150" w:type="dxa"/>
-              <w:left w:w="120" w:type="dxa"/>
-              <w:bottom w:w="150" w:type="dxa"/>
-              <w:right w:w="120" w:type="dxa"/>
-            </w:tcMar>
-            <w:vAlign w:val="center"/>
-          </w:tcPr>
-          <w:p>
-            <w:pPr>
-              <w:jc w:val="center"/>
-            </w:pPr>
-            <w:r>
-              <w:rPr>
-                <w:b/>
-                <w:bCs/>
-                <w:color w:val="FFFFFF"/>
-                <w:sz w:val="22"/>
-                <w:szCs w:val="22"/>
-              </w:rPr>
               <w:t>20 Marks</w:t>
             </w:r>
           </w:p>
@@ -6307,11 +5800,7 @@
     </w:tbl>
     <w:p>
       <w:pPr>
-        <w:spacing w:after="300"/>
-      </w:pPr>
-    </w:p>
-    <w:p>
-      <w:pPr>
+        <w:spacing w:before="240"/>
         <w:jc w:val="center"/>
       </w:pPr>
       <w:r>
@@ -7542,6 +7031,17 @@
       <w:szCs w:val="20"/>
     </w:rPr>
   </w:style>
+  <w:style w:type="character" w:styleId="Strong">
+    <w:name w:val="Strong"/>
+    <w:basedOn w:val="DefaultParagraphFont"/>
+    <w:uiPriority w:val="22"/>
+    <w:qFormat/>
+    <w:rsid w:val="004156EA"/>
+    <w:rPr>
+      <w:b/>
+      <w:bCs/>
+    </w:rPr>
+  </w:style>
 </w:styles>
 </file>
 
